--- a/Bai_3_Thuc_hanh_Phan_tich_va_Khao_sat_RikkeiCare.docx
+++ b/Bai_3_Thuc_hanh_Phan_tich_va_Khao_sat_RikkeiCare.docx
@@ -1,331 +1,277 @@
 
 <file path=word/document.xml><?xml version="1.0" encoding="utf-8"?>
-<w:document xmlns:mc="http://schemas.openxmlformats.org/markup-compatibility/2006" xmlns:o="urn:schemas-microsoft-com:office:office" xmlns:r="http://schemas.openxmlformats.org/officeDocument/2006/relationships" xmlns:m="http://schemas.openxmlformats.org/officeDocument/2006/math" xmlns:v="urn:schemas-microsoft-com:vml" xmlns:wp="http://schemas.openxmlformats.org/drawingml/2006/wordprocessingDrawing" xmlns:w10="urn:schemas-microsoft-com:office:word" xmlns:w="http://schemas.openxmlformats.org/wordprocessingml/2006/main" xmlns:wne="http://schemas.microsoft.com/office/word/2006/wordml" xmlns:sl="http://schemas.openxmlformats.org/schemaLibrary/2006/main" xmlns:a="http://schemas.openxmlformats.org/drawingml/2006/main" xmlns:pic="http://schemas.openxmlformats.org/drawingml/2006/picture" xmlns:c="http://schemas.openxmlformats.org/drawingml/2006/chart" xmlns:lc="http://schemas.openxmlformats.org/drawingml/2006/lockedCanvas" xmlns:dgm="http://schemas.openxmlformats.org/drawingml/2006/diagram" xmlns:wps="http://schemas.microsoft.com/office/word/2010/wordprocessingShape" xmlns:wpg="http://schemas.microsoft.com/office/word/2010/wordprocessingGroup" xmlns:w14="http://schemas.microsoft.com/office/word/2010/wordml" xmlns:w15="http://schemas.microsoft.com/office/word/2012/wordml" xmlns:w16="http://schemas.microsoft.com/office/word/2018/wordml" xmlns:w16cex="http://schemas.microsoft.com/office/word/2018/wordml/cex" xmlns:w16cid="http://schemas.microsoft.com/office/word/2016/wordml/cid" xmlns="http://schemas.microsoft.com/office/tasks/2019/documenttasks" xmlns:cr="http://schemas.microsoft.com/office/comments/2020/reactions">
+<w:document xmlns:wpc="http://schemas.microsoft.com/office/word/2010/wordprocessingCanvas" xmlns:cx="http://schemas.microsoft.com/office/drawing/2014/chartex" xmlns:cx1="http://schemas.microsoft.com/office/drawing/2015/9/8/chartex" xmlns:cx2="http://schemas.microsoft.com/office/drawing/2015/10/21/chartex" xmlns:cx3="http://schemas.microsoft.com/office/drawing/2016/5/9/chartex" xmlns:cx4="http://schemas.microsoft.com/office/drawing/2016/5/10/chartex" xmlns:cx5="http://schemas.microsoft.com/office/drawing/2016/5/11/chartex" xmlns:cx6="http://schemas.microsoft.com/office/drawing/2016/5/12/chartex" xmlns:cx7="http://schemas.microsoft.com/office/drawing/2016/5/13/chartex" xmlns:cx8="http://schemas.microsoft.com/office/drawing/2016/5/14/chartex" xmlns:mc="http://schemas.openxmlformats.org/markup-compatibility/2006" xmlns:aink="http://schemas.microsoft.com/office/drawing/2016/ink" xmlns:am3d="http://schemas.microsoft.com/office/drawing/2017/model3d" xmlns:o="urn:schemas-microsoft-com:office:office" xmlns:oel="http://schemas.microsoft.com/office/2019/extlst" xmlns:r="http://schemas.openxmlformats.org/officeDocument/2006/relationships" xmlns:m="http://schemas.openxmlformats.org/officeDocument/2006/math" xmlns:v="urn:schemas-microsoft-com:vml" xmlns:wp14="http://schemas.microsoft.com/office/word/2010/wordprocessingDrawing" xmlns:wp="http://schemas.openxmlformats.org/drawingml/2006/wordprocessingDrawing" xmlns:w10="urn:schemas-microsoft-com:office:word" xmlns:w="http://schemas.openxmlformats.org/wordprocessingml/2006/main" xmlns:w14="http://schemas.microsoft.com/office/word/2010/wordml" xmlns:w15="http://schemas.microsoft.com/office/word/2012/wordml" xmlns:w16cex="http://schemas.microsoft.com/office/word/2018/wordml/cex" xmlns:w16cid="http://schemas.microsoft.com/office/word/2016/wordml/cid" xmlns:w16="http://schemas.microsoft.com/office/word/2018/wordml" xmlns:w16du="http://schemas.microsoft.com/office/word/2023/wordml/word16du" xmlns:w16sdtdh="http://schemas.microsoft.com/office/word/2020/wordml/sdtdatahash" xmlns:w16sdtfl="http://schemas.microsoft.com/office/word/2024/wordml/sdtformatlock" xmlns:w16se="http://schemas.microsoft.com/office/word/2015/wordml/symex" xmlns:wpg="http://schemas.microsoft.com/office/word/2010/wordprocessingGroup" xmlns:wpi="http://schemas.microsoft.com/office/word/2010/wordprocessingInk" xmlns:wne="http://schemas.microsoft.com/office/word/2006/wordml" xmlns:wps="http://schemas.microsoft.com/office/word/2010/wordprocessingShape" mc:Ignorable="w14 w15 w16se w16cid w16 w16cex w16sdtdh w16sdtfl w16du wp14">
   <w:body>
     <w:p>
       <w:pPr>
         <w:pStyle w:val="Heading1"/>
-        <w:pBdr>
-          <w:top w:space="0" w:sz="0" w:val="nil"/>
-          <w:left w:space="0" w:sz="0" w:val="nil"/>
-          <w:bottom w:space="0" w:sz="0" w:val="nil"/>
-          <w:right w:space="0" w:sz="0" w:val="nil"/>
-          <w:between w:space="0" w:sz="0" w:val="nil"/>
-        </w:pBdr>
-        <w:shd w:fill="auto" w:val="clear"/>
-        <w:spacing w:after="300" w:lineRule="auto"/>
-        <w:rPr/>
+        <w:spacing w:after="300"/>
+        <w:rPr>
+          <w:rFonts w:ascii="Times New Roman" w:hAnsi="Times New Roman" w:cs="Times New Roman"/>
+          <w:color w:val="auto"/>
+        </w:rPr>
       </w:pPr>
       <w:r>
         <w:rPr>
-          <w:rtl w:val="0"/>
-        </w:rPr>
-        <w:t xml:space="preserve">BÀI BÁO CÁO THỰC HÀNH: PHÂN TÍCH VÀ KHẢO SÁT HỆ THỐNG RIKKEICARE</w:t>
+          <w:rFonts w:ascii="Times New Roman" w:hAnsi="Times New Roman" w:cs="Times New Roman"/>
+          <w:color w:val="auto"/>
+        </w:rPr>
+        <w:t>BÀI BÁO CÁO THỰC HÀNH: PHÂN TÍCH VÀ KHẢO SÁT HỆ THỐNG RIKKEICARE</w:t>
       </w:r>
     </w:p>
     <w:p>
       <w:pPr>
         <w:pStyle w:val="Heading2"/>
-        <w:pBdr>
-          <w:top w:space="0" w:sz="0" w:val="nil"/>
-          <w:left w:space="0" w:sz="0" w:val="nil"/>
-          <w:bottom w:space="0" w:sz="0" w:val="nil"/>
-          <w:right w:space="0" w:sz="0" w:val="nil"/>
-          <w:between w:space="0" w:sz="0" w:val="nil"/>
-        </w:pBdr>
-        <w:shd w:fill="auto" w:val="clear"/>
-        <w:spacing w:after="240" w:before="0" w:lineRule="auto"/>
-        <w:rPr/>
+        <w:spacing w:before="0" w:after="240"/>
+        <w:rPr>
+          <w:rFonts w:ascii="Times New Roman" w:hAnsi="Times New Roman" w:cs="Times New Roman"/>
+          <w:color w:val="auto"/>
+        </w:rPr>
       </w:pPr>
       <w:r>
         <w:rPr>
-          <w:rtl w:val="0"/>
-        </w:rPr>
-        <w:t xml:space="preserve">Bước 1: Lựa Chọn Kỹ Thuật Thu Thập Cho Các Tình Huống</w:t>
+          <w:rFonts w:ascii="Times New Roman" w:hAnsi="Times New Roman" w:cs="Times New Roman"/>
+          <w:color w:val="auto"/>
+        </w:rPr>
+        <w:t>Bước 1: Lựa Chọn Kỹ Thuật Thu Thập Cho Các Tình Huống</w:t>
       </w:r>
     </w:p>
     <w:p>
       <w:pPr>
-        <w:keepNext w:val="0"/>
-        <w:keepLines w:val="0"/>
-        <w:pageBreakBefore w:val="0"/>
-        <w:widowControl w:val="0"/>
         <w:pBdr>
-          <w:top w:space="0" w:sz="0" w:val="nil"/>
-          <w:left w:space="0" w:sz="0" w:val="nil"/>
-          <w:bottom w:space="0" w:sz="0" w:val="nil"/>
-          <w:right w:space="0" w:sz="0" w:val="nil"/>
-          <w:between w:space="0" w:sz="0" w:val="nil"/>
+          <w:top w:val="nil"/>
+          <w:left w:val="nil"/>
+          <w:bottom w:val="nil"/>
+          <w:right w:val="nil"/>
+          <w:between w:val="nil"/>
         </w:pBdr>
-        <w:shd w:fill="auto" w:val="clear"/>
-        <w:spacing w:after="0" w:before="0" w:line="276" w:lineRule="auto"/>
-        <w:ind w:left="0" w:right="0" w:firstLine="0"/>
-        <w:jc w:val="left"/>
-        <w:rPr/>
+        <w:spacing w:line="276" w:lineRule="auto"/>
+        <w:rPr>
+          <w:rFonts w:ascii="Times New Roman" w:hAnsi="Times New Roman" w:cs="Times New Roman"/>
+        </w:rPr>
       </w:pPr>
       <w:r>
-        <w:pict>
-          <v:rect style="width:0.0pt;height:1.5pt" o:hr="t" o:hrstd="t" o:hralign="center" fillcolor="#A0A0A0" stroked="f"/>
+        <w:rPr>
+          <w:rFonts w:ascii="Times New Roman" w:hAnsi="Times New Roman" w:cs="Times New Roman"/>
+        </w:rPr>
+        <w:pict w14:anchorId="242F6B8E">
+          <v:rect id="_x0000_i1025" style="width:0;height:1.5pt" o:hralign="center" o:hrstd="t" o:hr="t" fillcolor="#a0a0a0" stroked="f"/>
         </w:pict>
-      </w:r>
-      <w:r>
-        <w:rPr>
-          <w:rtl w:val="0"/>
-        </w:rPr>
       </w:r>
     </w:p>
     <w:tbl>
       <w:tblPr>
-        <w:tblStyle w:val="Table1"/>
-        <w:tblW w:w="9360.0" w:type="dxa"/>
-        <w:jc w:val="left"/>
+        <w:tblStyle w:val="a"/>
+        <w:tblW w:w="9360" w:type="dxa"/>
+        <w:tblInd w:w="0" w:type="dxa"/>
         <w:tblBorders>
-          <w:top w:color="dadce0" w:space="0" w:sz="6" w:val="single"/>
-          <w:left w:color="dadce0" w:space="0" w:sz="6" w:val="single"/>
-          <w:bottom w:color="dadce0" w:space="0" w:sz="6" w:val="single"/>
-          <w:right w:color="dadce0" w:space="0" w:sz="6" w:val="single"/>
-          <w:insideH w:color="dadce0" w:space="0" w:sz="6" w:val="single"/>
-          <w:insideV w:color="dadce0" w:space="0" w:sz="6" w:val="single"/>
+          <w:top w:val="single" w:sz="6" w:space="0" w:color="DADCE0"/>
+          <w:left w:val="single" w:sz="6" w:space="0" w:color="DADCE0"/>
+          <w:bottom w:val="single" w:sz="6" w:space="0" w:color="DADCE0"/>
+          <w:right w:val="single" w:sz="6" w:space="0" w:color="DADCE0"/>
+          <w:insideH w:val="single" w:sz="6" w:space="0" w:color="DADCE0"/>
+          <w:insideV w:val="single" w:sz="6" w:space="0" w:color="DADCE0"/>
         </w:tblBorders>
         <w:tblLayout w:type="fixed"/>
-        <w:tblLook w:val="0600"/>
+        <w:tblLook w:val="0600" w:firstRow="0" w:lastRow="0" w:firstColumn="0" w:lastColumn="0" w:noHBand="1" w:noVBand="1"/>
       </w:tblPr>
       <w:tblGrid>
-        <w:gridCol w:w="561.5999999999999"/>
-        <w:gridCol w:w="3182.4"/>
+        <w:gridCol w:w="562"/>
+        <w:gridCol w:w="3182"/>
         <w:gridCol w:w="2340"/>
         <w:gridCol w:w="3276"/>
-        <w:tblGridChange w:id="0">
-          <w:tblGrid>
-            <w:gridCol w:w="561.5999999999999"/>
-            <w:gridCol w:w="3182.4"/>
-            <w:gridCol w:w="2340"/>
-            <w:gridCol w:w="3276"/>
-          </w:tblGrid>
-        </w:tblGridChange>
       </w:tblGrid>
       <w:tr>
         <w:trPr>
-          <w:cantSplit w:val="0"/>
-          <w:tblHeader w:val="1"/>
+          <w:tblHeader/>
         </w:trPr>
         <w:tc>
           <w:tcPr>
+            <w:tcW w:w="561" w:type="dxa"/>
             <w:tcBorders>
-              <w:top w:color="dadce0" w:space="0" w:sz="6" w:val="single"/>
-              <w:left w:color="dadce0" w:space="0" w:sz="6" w:val="single"/>
-              <w:bottom w:color="dadce0" w:space="0" w:sz="6" w:val="single"/>
-              <w:right w:color="dadce0" w:space="0" w:sz="6" w:val="single"/>
+              <w:top w:val="single" w:sz="6" w:space="0" w:color="DADCE0"/>
+              <w:left w:val="single" w:sz="6" w:space="0" w:color="DADCE0"/>
+              <w:bottom w:val="single" w:sz="6" w:space="0" w:color="DADCE0"/>
+              <w:right w:val="single" w:sz="6" w:space="0" w:color="DADCE0"/>
             </w:tcBorders>
-            <w:shd w:fill="f1f3f4" w:val="clear"/>
+            <w:shd w:val="clear" w:color="auto" w:fill="F1F3F4"/>
             <w:tcMar>
-              <w:top w:w="150.0" w:type="dxa"/>
-              <w:left w:w="180.0" w:type="dxa"/>
-              <w:bottom w:w="150.0" w:type="dxa"/>
-              <w:right w:w="180.0" w:type="dxa"/>
+              <w:top w:w="150" w:type="dxa"/>
+              <w:left w:w="180" w:type="dxa"/>
+              <w:bottom w:w="150" w:type="dxa"/>
+              <w:right w:w="180" w:type="dxa"/>
             </w:tcMar>
-            <w:vAlign w:val="top"/>
           </w:tcPr>
           <w:p>
             <w:pPr>
               <w:pBdr>
-                <w:top w:space="0" w:sz="0" w:val="nil"/>
-                <w:left w:space="0" w:sz="0" w:val="nil"/>
-                <w:bottom w:space="0" w:sz="0" w:val="nil"/>
-                <w:right w:space="0" w:sz="0" w:val="nil"/>
-                <w:between w:space="0" w:sz="0" w:val="nil"/>
+                <w:top w:val="nil"/>
+                <w:left w:val="nil"/>
+                <w:bottom w:val="nil"/>
+                <w:right w:val="nil"/>
+                <w:between w:val="nil"/>
               </w:pBdr>
-              <w:shd w:fill="auto" w:val="clear"/>
-              <w:spacing w:after="150" w:before="150" w:lineRule="auto"/>
-              <w:rPr>
-                <w:b w:val="1"/>
-                <w:bCs w:val="1"/>
-                <w:color w:val="202124"/>
-                <w:shd w:fill="auto" w:val="clear"/>
-                <w:vertAlign w:val="baseline"/>
+              <w:spacing w:before="150" w:after="150"/>
+              <w:rPr>
+                <w:rFonts w:ascii="Times New Roman" w:hAnsi="Times New Roman" w:cs="Times New Roman"/>
+                <w:b/>
+                <w:bCs/>
               </w:rPr>
             </w:pPr>
             <w:r>
               <w:rPr>
-                <w:b w:val="1"/>
-                <w:bCs w:val="1"/>
-                <w:color w:val="202124"/>
-                <w:shd w:fill="auto" w:val="clear"/>
-                <w:vertAlign w:val="baseline"/>
-                <w:rtl w:val="0"/>
-              </w:rPr>
-              <w:t xml:space="preserve">STT</w:t>
+                <w:rFonts w:ascii="Times New Roman" w:hAnsi="Times New Roman" w:cs="Times New Roman"/>
+                <w:b/>
+                <w:bCs/>
+              </w:rPr>
+              <w:t>STT</w:t>
             </w:r>
           </w:p>
         </w:tc>
         <w:tc>
           <w:tcPr>
+            <w:tcW w:w="3182" w:type="dxa"/>
             <w:tcBorders>
-              <w:top w:color="dadce0" w:space="0" w:sz="6" w:val="single"/>
-              <w:left w:color="dadce0" w:space="0" w:sz="6" w:val="single"/>
-              <w:bottom w:color="dadce0" w:space="0" w:sz="6" w:val="single"/>
-              <w:right w:color="dadce0" w:space="0" w:sz="6" w:val="single"/>
+              <w:top w:val="single" w:sz="6" w:space="0" w:color="DADCE0"/>
+              <w:left w:val="single" w:sz="6" w:space="0" w:color="DADCE0"/>
+              <w:bottom w:val="single" w:sz="6" w:space="0" w:color="DADCE0"/>
+              <w:right w:val="single" w:sz="6" w:space="0" w:color="DADCE0"/>
             </w:tcBorders>
-            <w:shd w:fill="f1f3f4" w:val="clear"/>
+            <w:shd w:val="clear" w:color="auto" w:fill="F1F3F4"/>
             <w:tcMar>
-              <w:top w:w="150.0" w:type="dxa"/>
-              <w:left w:w="180.0" w:type="dxa"/>
-              <w:bottom w:w="150.0" w:type="dxa"/>
-              <w:right w:w="180.0" w:type="dxa"/>
+              <w:top w:w="150" w:type="dxa"/>
+              <w:left w:w="180" w:type="dxa"/>
+              <w:bottom w:w="150" w:type="dxa"/>
+              <w:right w:w="180" w:type="dxa"/>
             </w:tcMar>
-            <w:vAlign w:val="top"/>
           </w:tcPr>
           <w:p>
             <w:pPr>
               <w:pBdr>
-                <w:top w:space="0" w:sz="0" w:val="nil"/>
-                <w:left w:space="0" w:sz="0" w:val="nil"/>
-                <w:bottom w:space="0" w:sz="0" w:val="nil"/>
-                <w:right w:space="0" w:sz="0" w:val="nil"/>
-                <w:between w:space="0" w:sz="0" w:val="nil"/>
+                <w:top w:val="nil"/>
+                <w:left w:val="nil"/>
+                <w:bottom w:val="nil"/>
+                <w:right w:val="nil"/>
+                <w:between w:val="nil"/>
               </w:pBdr>
-              <w:shd w:fill="auto" w:val="clear"/>
-              <w:spacing w:after="150" w:before="150" w:lineRule="auto"/>
-              <w:rPr>
-                <w:b w:val="1"/>
-                <w:bCs w:val="1"/>
-                <w:color w:val="202124"/>
-                <w:shd w:fill="auto" w:val="clear"/>
-                <w:vertAlign w:val="baseline"/>
+              <w:spacing w:before="150" w:after="150"/>
+              <w:rPr>
+                <w:rFonts w:ascii="Times New Roman" w:hAnsi="Times New Roman" w:cs="Times New Roman"/>
+                <w:b/>
+                <w:bCs/>
               </w:rPr>
             </w:pPr>
             <w:r>
               <w:rPr>
-                <w:b w:val="1"/>
-                <w:bCs w:val="1"/>
-                <w:color w:val="202124"/>
-                <w:shd w:fill="auto" w:val="clear"/>
-                <w:vertAlign w:val="baseline"/>
-                <w:rtl w:val="0"/>
-              </w:rPr>
-              <w:t xml:space="preserve">Tình huống khảo sát thực tế</w:t>
+                <w:rFonts w:ascii="Times New Roman" w:hAnsi="Times New Roman" w:cs="Times New Roman"/>
+                <w:b/>
+                <w:bCs/>
+              </w:rPr>
+              <w:t>Tình huống khảo sát thực tế</w:t>
             </w:r>
           </w:p>
         </w:tc>
         <w:tc>
           <w:tcPr>
+            <w:tcW w:w="2340" w:type="dxa"/>
             <w:tcBorders>
-              <w:top w:color="dadce0" w:space="0" w:sz="6" w:val="single"/>
-              <w:left w:color="dadce0" w:space="0" w:sz="6" w:val="single"/>
-              <w:bottom w:color="dadce0" w:space="0" w:sz="6" w:val="single"/>
-              <w:right w:color="dadce0" w:space="0" w:sz="6" w:val="single"/>
+              <w:top w:val="single" w:sz="6" w:space="0" w:color="DADCE0"/>
+              <w:left w:val="single" w:sz="6" w:space="0" w:color="DADCE0"/>
+              <w:bottom w:val="single" w:sz="6" w:space="0" w:color="DADCE0"/>
+              <w:right w:val="single" w:sz="6" w:space="0" w:color="DADCE0"/>
             </w:tcBorders>
-            <w:shd w:fill="f1f3f4" w:val="clear"/>
+            <w:shd w:val="clear" w:color="auto" w:fill="F1F3F4"/>
             <w:tcMar>
-              <w:top w:w="150.0" w:type="dxa"/>
-              <w:left w:w="180.0" w:type="dxa"/>
-              <w:bottom w:w="150.0" w:type="dxa"/>
-              <w:right w:w="180.0" w:type="dxa"/>
+              <w:top w:w="150" w:type="dxa"/>
+              <w:left w:w="180" w:type="dxa"/>
+              <w:bottom w:w="150" w:type="dxa"/>
+              <w:right w:w="180" w:type="dxa"/>
             </w:tcMar>
-            <w:vAlign w:val="top"/>
           </w:tcPr>
           <w:p>
             <w:pPr>
               <w:pBdr>
-                <w:top w:space="0" w:sz="0" w:val="nil"/>
-                <w:left w:space="0" w:sz="0" w:val="nil"/>
-                <w:bottom w:space="0" w:sz="0" w:val="nil"/>
-                <w:right w:space="0" w:sz="0" w:val="nil"/>
-                <w:between w:space="0" w:sz="0" w:val="nil"/>
+                <w:top w:val="nil"/>
+                <w:left w:val="nil"/>
+                <w:bottom w:val="nil"/>
+                <w:right w:val="nil"/>
+                <w:between w:val="nil"/>
               </w:pBdr>
-              <w:shd w:fill="auto" w:val="clear"/>
-              <w:spacing w:after="150" w:before="150" w:lineRule="auto"/>
-              <w:rPr>
-                <w:b w:val="1"/>
-                <w:bCs w:val="1"/>
-                <w:color w:val="202124"/>
-                <w:shd w:fill="auto" w:val="clear"/>
-                <w:vertAlign w:val="baseline"/>
+              <w:spacing w:before="150" w:after="150"/>
+              <w:rPr>
+                <w:rFonts w:ascii="Times New Roman" w:hAnsi="Times New Roman" w:cs="Times New Roman"/>
+                <w:b/>
+                <w:bCs/>
               </w:rPr>
             </w:pPr>
             <w:r>
               <w:rPr>
-                <w:b w:val="1"/>
-                <w:bCs w:val="1"/>
-                <w:color w:val="202124"/>
-                <w:shd w:fill="auto" w:val="clear"/>
-                <w:vertAlign w:val="baseline"/>
-                <w:rtl w:val="0"/>
-              </w:rPr>
-              <w:t xml:space="preserve">Kỹ thuật phù hợp nhất</w:t>
+                <w:rFonts w:ascii="Times New Roman" w:hAnsi="Times New Roman" w:cs="Times New Roman"/>
+                <w:b/>
+                <w:bCs/>
+              </w:rPr>
+              <w:t>Kỹ thuật phù hợp nhất</w:t>
             </w:r>
           </w:p>
         </w:tc>
         <w:tc>
           <w:tcPr>
+            <w:tcW w:w="3276" w:type="dxa"/>
             <w:tcBorders>
-              <w:top w:color="dadce0" w:space="0" w:sz="6" w:val="single"/>
-              <w:left w:color="dadce0" w:space="0" w:sz="6" w:val="single"/>
-              <w:bottom w:color="dadce0" w:space="0" w:sz="6" w:val="single"/>
-              <w:right w:color="dadce0" w:space="0" w:sz="6" w:val="single"/>
+              <w:top w:val="single" w:sz="6" w:space="0" w:color="DADCE0"/>
+              <w:left w:val="single" w:sz="6" w:space="0" w:color="DADCE0"/>
+              <w:bottom w:val="single" w:sz="6" w:space="0" w:color="DADCE0"/>
+              <w:right w:val="single" w:sz="6" w:space="0" w:color="DADCE0"/>
             </w:tcBorders>
-            <w:shd w:fill="f1f3f4" w:val="clear"/>
+            <w:shd w:val="clear" w:color="auto" w:fill="F1F3F4"/>
             <w:tcMar>
-              <w:top w:w="150.0" w:type="dxa"/>
-              <w:left w:w="180.0" w:type="dxa"/>
-              <w:bottom w:w="150.0" w:type="dxa"/>
-              <w:right w:w="180.0" w:type="dxa"/>
+              <w:top w:w="150" w:type="dxa"/>
+              <w:left w:w="180" w:type="dxa"/>
+              <w:bottom w:w="150" w:type="dxa"/>
+              <w:right w:w="180" w:type="dxa"/>
             </w:tcMar>
-            <w:vAlign w:val="top"/>
           </w:tcPr>
           <w:p>
             <w:pPr>
               <w:pBdr>
-                <w:top w:space="0" w:sz="0" w:val="nil"/>
-                <w:left w:space="0" w:sz="0" w:val="nil"/>
-                <w:bottom w:space="0" w:sz="0" w:val="nil"/>
-                <w:right w:space="0" w:sz="0" w:val="nil"/>
-                <w:between w:space="0" w:sz="0" w:val="nil"/>
+                <w:top w:val="nil"/>
+                <w:left w:val="nil"/>
+                <w:bottom w:val="nil"/>
+                <w:right w:val="nil"/>
+                <w:between w:val="nil"/>
               </w:pBdr>
-              <w:shd w:fill="auto" w:val="clear"/>
-              <w:spacing w:after="150" w:before="150" w:lineRule="auto"/>
-              <w:rPr>
-                <w:b w:val="1"/>
-                <w:bCs w:val="1"/>
-                <w:color w:val="202124"/>
-                <w:shd w:fill="auto" w:val="clear"/>
-                <w:vertAlign w:val="baseline"/>
+              <w:spacing w:before="150" w:after="150"/>
+              <w:rPr>
+                <w:rFonts w:ascii="Times New Roman" w:hAnsi="Times New Roman" w:cs="Times New Roman"/>
+                <w:b/>
+                <w:bCs/>
               </w:rPr>
             </w:pPr>
             <w:r>
               <w:rPr>
-                <w:b w:val="1"/>
-                <w:bCs w:val="1"/>
-                <w:color w:val="202124"/>
-                <w:shd w:fill="auto" w:val="clear"/>
-                <w:vertAlign w:val="baseline"/>
-                <w:rtl w:val="0"/>
-              </w:rPr>
-              <w:t xml:space="preserve">Lý do lựa chọn ngắn gọn</w:t>
+                <w:rFonts w:ascii="Times New Roman" w:hAnsi="Times New Roman" w:cs="Times New Roman"/>
+                <w:b/>
+                <w:bCs/>
+              </w:rPr>
+              <w:t>Lý do lựa chọn ngắn gọn</w:t>
             </w:r>
           </w:p>
           <w:p>
             <w:pPr>
-              <w:keepNext w:val="0"/>
-              <w:keepLines w:val="0"/>
-              <w:pageBreakBefore w:val="0"/>
-              <w:widowControl w:val="0"/>
               <w:pBdr>
-                <w:top w:space="0" w:sz="0" w:val="nil"/>
-                <w:left w:space="0" w:sz="0" w:val="nil"/>
-                <w:bottom w:space="0" w:sz="0" w:val="nil"/>
-                <w:right w:space="0" w:sz="0" w:val="nil"/>
-                <w:between w:space="0" w:sz="0" w:val="nil"/>
+                <w:top w:val="nil"/>
+                <w:left w:val="nil"/>
+                <w:bottom w:val="nil"/>
+                <w:right w:val="nil"/>
+                <w:between w:val="nil"/>
               </w:pBdr>
-              <w:shd w:fill="auto" w:val="clear"/>
-              <w:spacing w:after="0" w:before="0" w:line="300" w:lineRule="auto"/>
-              <w:ind w:left="0" w:right="0" w:firstLine="0"/>
-              <w:jc w:val="left"/>
-              <w:rPr/>
+              <w:rPr>
+                <w:rFonts w:ascii="Times New Roman" w:hAnsi="Times New Roman" w:cs="Times New Roman"/>
+              </w:rPr>
             </w:pPr>
             <w:r>
               <w:rPr>
-                <w:rtl w:val="0"/>
+                <w:rFonts w:ascii="Times New Roman" w:hAnsi="Times New Roman" w:cs="Times New Roman"/>
               </w:rPr>
               <w:t xml:space="preserve"> </w:t>
             </w:r>
@@ -333,913 +279,823 @@
         </w:tc>
       </w:tr>
       <w:tr>
-        <w:trPr>
-          <w:cantSplit w:val="0"/>
-          <w:tblHeader w:val="0"/>
-        </w:trPr>
         <w:tc>
           <w:tcPr>
+            <w:tcW w:w="561" w:type="dxa"/>
             <w:tcBorders>
-              <w:top w:color="dadce0" w:space="0" w:sz="6" w:val="single"/>
-              <w:left w:color="dadce0" w:space="0" w:sz="6" w:val="single"/>
-              <w:bottom w:color="dadce0" w:space="0" w:sz="6" w:val="single"/>
-              <w:right w:color="dadce0" w:space="0" w:sz="6" w:val="single"/>
+              <w:top w:val="single" w:sz="6" w:space="0" w:color="DADCE0"/>
+              <w:left w:val="single" w:sz="6" w:space="0" w:color="DADCE0"/>
+              <w:bottom w:val="single" w:sz="6" w:space="0" w:color="DADCE0"/>
+              <w:right w:val="single" w:sz="6" w:space="0" w:color="DADCE0"/>
             </w:tcBorders>
-            <w:shd w:fill="auto" w:val="clear"/>
             <w:tcMar>
-              <w:top w:w="150.0" w:type="dxa"/>
-              <w:left w:w="180.0" w:type="dxa"/>
-              <w:bottom w:w="150.0" w:type="dxa"/>
-              <w:right w:w="180.0" w:type="dxa"/>
+              <w:top w:w="150" w:type="dxa"/>
+              <w:left w:w="180" w:type="dxa"/>
+              <w:bottom w:w="150" w:type="dxa"/>
+              <w:right w:w="180" w:type="dxa"/>
             </w:tcMar>
-            <w:vAlign w:val="top"/>
           </w:tcPr>
           <w:p>
             <w:pPr>
               <w:pBdr>
-                <w:top w:space="0" w:sz="0" w:val="nil"/>
-                <w:left w:space="0" w:sz="0" w:val="nil"/>
-                <w:bottom w:space="0" w:sz="0" w:val="nil"/>
-                <w:right w:space="0" w:sz="0" w:val="nil"/>
-                <w:between w:space="0" w:sz="0" w:val="nil"/>
+                <w:top w:val="nil"/>
+                <w:left w:val="nil"/>
+                <w:bottom w:val="nil"/>
+                <w:right w:val="nil"/>
+                <w:between w:val="nil"/>
               </w:pBdr>
-              <w:shd w:fill="auto" w:val="clear"/>
-              <w:spacing w:after="150" w:before="150" w:lineRule="auto"/>
-              <w:rPr>
-                <w:vertAlign w:val="baseline"/>
+              <w:spacing w:before="150" w:after="150"/>
+              <w:rPr>
+                <w:rFonts w:ascii="Times New Roman" w:hAnsi="Times New Roman" w:cs="Times New Roman"/>
               </w:rPr>
             </w:pPr>
             <w:r>
               <w:rPr>
-                <w:vertAlign w:val="baseline"/>
-                <w:rtl w:val="0"/>
-              </w:rPr>
-              <w:t xml:space="preserve">1</w:t>
+                <w:rFonts w:ascii="Times New Roman" w:hAnsi="Times New Roman" w:cs="Times New Roman"/>
+              </w:rPr>
+              <w:t>1</w:t>
             </w:r>
           </w:p>
         </w:tc>
         <w:tc>
           <w:tcPr>
+            <w:tcW w:w="3182" w:type="dxa"/>
             <w:tcBorders>
-              <w:top w:color="dadce0" w:space="0" w:sz="6" w:val="single"/>
-              <w:left w:color="dadce0" w:space="0" w:sz="6" w:val="single"/>
-              <w:bottom w:color="dadce0" w:space="0" w:sz="6" w:val="single"/>
-              <w:right w:color="dadce0" w:space="0" w:sz="6" w:val="single"/>
+              <w:top w:val="single" w:sz="6" w:space="0" w:color="DADCE0"/>
+              <w:left w:val="single" w:sz="6" w:space="0" w:color="DADCE0"/>
+              <w:bottom w:val="single" w:sz="6" w:space="0" w:color="DADCE0"/>
+              <w:right w:val="single" w:sz="6" w:space="0" w:color="DADCE0"/>
             </w:tcBorders>
-            <w:shd w:fill="auto" w:val="clear"/>
             <w:tcMar>
-              <w:top w:w="150.0" w:type="dxa"/>
-              <w:left w:w="180.0" w:type="dxa"/>
-              <w:bottom w:w="150.0" w:type="dxa"/>
-              <w:right w:w="180.0" w:type="dxa"/>
+              <w:top w:w="150" w:type="dxa"/>
+              <w:left w:w="180" w:type="dxa"/>
+              <w:bottom w:w="150" w:type="dxa"/>
+              <w:right w:w="180" w:type="dxa"/>
             </w:tcMar>
-            <w:vAlign w:val="top"/>
           </w:tcPr>
           <w:p>
             <w:pPr>
               <w:pBdr>
-                <w:top w:space="0" w:sz="0" w:val="nil"/>
-                <w:left w:space="0" w:sz="0" w:val="nil"/>
-                <w:bottom w:space="0" w:sz="0" w:val="nil"/>
-                <w:right w:space="0" w:sz="0" w:val="nil"/>
-                <w:between w:space="0" w:sz="0" w:val="nil"/>
+                <w:top w:val="nil"/>
+                <w:left w:val="nil"/>
+                <w:bottom w:val="nil"/>
+                <w:right w:val="nil"/>
+                <w:between w:val="nil"/>
               </w:pBdr>
-              <w:shd w:fill="auto" w:val="clear"/>
-              <w:spacing w:after="150" w:before="150" w:lineRule="auto"/>
-              <w:rPr>
-                <w:vertAlign w:val="baseline"/>
+              <w:spacing w:before="150" w:after="150"/>
+              <w:rPr>
+                <w:rFonts w:ascii="Times New Roman" w:hAnsi="Times New Roman" w:cs="Times New Roman"/>
               </w:rPr>
             </w:pPr>
             <w:r>
               <w:rPr>
-                <w:vertAlign w:val="baseline"/>
-                <w:rtl w:val="0"/>
-              </w:rPr>
-              <w:t xml:space="preserve">Cần tìm hiểu sâu về mục tiêu chiến lược và ngân sách dự án từ Giám đốc phòng khám</w:t>
+                <w:rFonts w:ascii="Times New Roman" w:hAnsi="Times New Roman" w:cs="Times New Roman"/>
+              </w:rPr>
+              <w:t>Cần tìm hiểu sâu về mục tiêu chiến lược và ngân sách dự án từ Giám đốc phòng khám</w:t>
             </w:r>
           </w:p>
         </w:tc>
         <w:tc>
           <w:tcPr>
+            <w:tcW w:w="2340" w:type="dxa"/>
             <w:tcBorders>
-              <w:top w:color="dadce0" w:space="0" w:sz="6" w:val="single"/>
-              <w:left w:color="dadce0" w:space="0" w:sz="6" w:val="single"/>
-              <w:bottom w:color="dadce0" w:space="0" w:sz="6" w:val="single"/>
-              <w:right w:color="dadce0" w:space="0" w:sz="6" w:val="single"/>
+              <w:top w:val="single" w:sz="6" w:space="0" w:color="DADCE0"/>
+              <w:left w:val="single" w:sz="6" w:space="0" w:color="DADCE0"/>
+              <w:bottom w:val="single" w:sz="6" w:space="0" w:color="DADCE0"/>
+              <w:right w:val="single" w:sz="6" w:space="0" w:color="DADCE0"/>
             </w:tcBorders>
-            <w:shd w:fill="auto" w:val="clear"/>
             <w:tcMar>
-              <w:top w:w="150.0" w:type="dxa"/>
-              <w:left w:w="180.0" w:type="dxa"/>
-              <w:bottom w:w="150.0" w:type="dxa"/>
-              <w:right w:w="180.0" w:type="dxa"/>
+              <w:top w:w="150" w:type="dxa"/>
+              <w:left w:w="180" w:type="dxa"/>
+              <w:bottom w:w="150" w:type="dxa"/>
+              <w:right w:w="180" w:type="dxa"/>
             </w:tcMar>
-            <w:vAlign w:val="top"/>
           </w:tcPr>
           <w:p>
             <w:pPr>
               <w:pBdr>
-                <w:top w:space="0" w:sz="0" w:val="nil"/>
-                <w:left w:space="0" w:sz="0" w:val="nil"/>
-                <w:bottom w:space="0" w:sz="0" w:val="nil"/>
-                <w:right w:space="0" w:sz="0" w:val="nil"/>
-                <w:between w:space="0" w:sz="0" w:val="nil"/>
+                <w:top w:val="nil"/>
+                <w:left w:val="nil"/>
+                <w:bottom w:val="nil"/>
+                <w:right w:val="nil"/>
+                <w:between w:val="nil"/>
               </w:pBdr>
-              <w:shd w:fill="auto" w:val="clear"/>
-              <w:spacing w:after="150" w:before="150" w:lineRule="auto"/>
-              <w:rPr>
-                <w:vertAlign w:val="baseline"/>
+              <w:spacing w:before="150" w:after="150"/>
+              <w:rPr>
+                <w:rFonts w:ascii="Times New Roman" w:hAnsi="Times New Roman" w:cs="Times New Roman"/>
               </w:rPr>
             </w:pPr>
             <w:r>
               <w:rPr>
-                <w:vertAlign w:val="baseline"/>
-                <w:rtl w:val="0"/>
-              </w:rPr>
-              <w:t xml:space="preserve">Phỏng vấn (Interview)</w:t>
+                <w:rFonts w:ascii="Times New Roman" w:hAnsi="Times New Roman" w:cs="Times New Roman"/>
+              </w:rPr>
+              <w:t>Phỏng vấn (Interview)</w:t>
             </w:r>
           </w:p>
         </w:tc>
         <w:tc>
           <w:tcPr>
+            <w:tcW w:w="3276" w:type="dxa"/>
             <w:tcBorders>
-              <w:top w:color="dadce0" w:space="0" w:sz="6" w:val="single"/>
-              <w:left w:color="dadce0" w:space="0" w:sz="6" w:val="single"/>
-              <w:bottom w:color="dadce0" w:space="0" w:sz="6" w:val="single"/>
-              <w:right w:color="dadce0" w:space="0" w:sz="6" w:val="single"/>
+              <w:top w:val="single" w:sz="6" w:space="0" w:color="DADCE0"/>
+              <w:left w:val="single" w:sz="6" w:space="0" w:color="DADCE0"/>
+              <w:bottom w:val="single" w:sz="6" w:space="0" w:color="DADCE0"/>
+              <w:right w:val="single" w:sz="6" w:space="0" w:color="DADCE0"/>
             </w:tcBorders>
-            <w:shd w:fill="auto" w:val="clear"/>
             <w:tcMar>
-              <w:top w:w="150.0" w:type="dxa"/>
-              <w:left w:w="180.0" w:type="dxa"/>
-              <w:bottom w:w="150.0" w:type="dxa"/>
-              <w:right w:w="180.0" w:type="dxa"/>
+              <w:top w:w="150" w:type="dxa"/>
+              <w:left w:w="180" w:type="dxa"/>
+              <w:bottom w:w="150" w:type="dxa"/>
+              <w:right w:w="180" w:type="dxa"/>
             </w:tcMar>
-            <w:vAlign w:val="top"/>
           </w:tcPr>
           <w:p>
             <w:pPr>
               <w:pBdr>
-                <w:top w:space="0" w:sz="0" w:val="nil"/>
-                <w:left w:space="0" w:sz="0" w:val="nil"/>
-                <w:bottom w:space="0" w:sz="0" w:val="nil"/>
-                <w:right w:space="0" w:sz="0" w:val="nil"/>
-                <w:between w:space="0" w:sz="0" w:val="nil"/>
+                <w:top w:val="nil"/>
+                <w:left w:val="nil"/>
+                <w:bottom w:val="nil"/>
+                <w:right w:val="nil"/>
+                <w:between w:val="nil"/>
               </w:pBdr>
-              <w:shd w:fill="auto" w:val="clear"/>
-              <w:spacing w:after="150" w:before="150" w:lineRule="auto"/>
-              <w:rPr>
-                <w:vertAlign w:val="baseline"/>
+              <w:spacing w:before="150" w:after="150"/>
+              <w:rPr>
+                <w:rFonts w:ascii="Times New Roman" w:hAnsi="Times New Roman" w:cs="Times New Roman"/>
               </w:rPr>
             </w:pPr>
             <w:r>
               <w:rPr>
-                <w:vertAlign w:val="baseline"/>
-                <w:rtl w:val="0"/>
-              </w:rPr>
-              <w:t xml:space="preserve">Số lượng người ít, cần trao đổi sâu và chi tiết</w:t>
+                <w:rFonts w:ascii="Times New Roman" w:hAnsi="Times New Roman" w:cs="Times New Roman"/>
+              </w:rPr>
+              <w:t>Số lượng người ít, cần trao đổi sâu và chi tiết</w:t>
             </w:r>
           </w:p>
         </w:tc>
       </w:tr>
       <w:tr>
-        <w:trPr>
-          <w:cantSplit w:val="0"/>
-          <w:tblHeader w:val="0"/>
-        </w:trPr>
         <w:tc>
           <w:tcPr>
+            <w:tcW w:w="561" w:type="dxa"/>
             <w:tcBorders>
-              <w:top w:color="dadce0" w:space="0" w:sz="6" w:val="single"/>
-              <w:left w:color="dadce0" w:space="0" w:sz="6" w:val="single"/>
-              <w:bottom w:color="dadce0" w:space="0" w:sz="6" w:val="single"/>
-              <w:right w:color="dadce0" w:space="0" w:sz="6" w:val="single"/>
+              <w:top w:val="single" w:sz="6" w:space="0" w:color="DADCE0"/>
+              <w:left w:val="single" w:sz="6" w:space="0" w:color="DADCE0"/>
+              <w:bottom w:val="single" w:sz="6" w:space="0" w:color="DADCE0"/>
+              <w:right w:val="single" w:sz="6" w:space="0" w:color="DADCE0"/>
             </w:tcBorders>
-            <w:shd w:fill="auto" w:val="clear"/>
             <w:tcMar>
-              <w:top w:w="150.0" w:type="dxa"/>
-              <w:left w:w="180.0" w:type="dxa"/>
-              <w:bottom w:w="150.0" w:type="dxa"/>
-              <w:right w:w="180.0" w:type="dxa"/>
+              <w:top w:w="150" w:type="dxa"/>
+              <w:left w:w="180" w:type="dxa"/>
+              <w:bottom w:w="150" w:type="dxa"/>
+              <w:right w:w="180" w:type="dxa"/>
             </w:tcMar>
-            <w:vAlign w:val="top"/>
           </w:tcPr>
           <w:p>
             <w:pPr>
               <w:pBdr>
-                <w:top w:space="0" w:sz="0" w:val="nil"/>
-                <w:left w:space="0" w:sz="0" w:val="nil"/>
-                <w:bottom w:space="0" w:sz="0" w:val="nil"/>
-                <w:right w:space="0" w:sz="0" w:val="nil"/>
-                <w:between w:space="0" w:sz="0" w:val="nil"/>
+                <w:top w:val="nil"/>
+                <w:left w:val="nil"/>
+                <w:bottom w:val="nil"/>
+                <w:right w:val="nil"/>
+                <w:between w:val="nil"/>
               </w:pBdr>
-              <w:shd w:fill="auto" w:val="clear"/>
-              <w:spacing w:after="150" w:before="150" w:lineRule="auto"/>
-              <w:rPr>
-                <w:vertAlign w:val="baseline"/>
+              <w:spacing w:before="150" w:after="150"/>
+              <w:rPr>
+                <w:rFonts w:ascii="Times New Roman" w:hAnsi="Times New Roman" w:cs="Times New Roman"/>
               </w:rPr>
             </w:pPr>
             <w:r>
               <w:rPr>
-                <w:vertAlign w:val="baseline"/>
-                <w:rtl w:val="0"/>
-              </w:rPr>
-              <w:t xml:space="preserve">2</w:t>
+                <w:rFonts w:ascii="Times New Roman" w:hAnsi="Times New Roman" w:cs="Times New Roman"/>
+              </w:rPr>
+              <w:t>2</w:t>
             </w:r>
           </w:p>
         </w:tc>
         <w:tc>
           <w:tcPr>
+            <w:tcW w:w="3182" w:type="dxa"/>
             <w:tcBorders>
-              <w:top w:color="dadce0" w:space="0" w:sz="6" w:val="single"/>
-              <w:left w:color="dadce0" w:space="0" w:sz="6" w:val="single"/>
-              <w:bottom w:color="dadce0" w:space="0" w:sz="6" w:val="single"/>
-              <w:right w:color="dadce0" w:space="0" w:sz="6" w:val="single"/>
+              <w:top w:val="single" w:sz="6" w:space="0" w:color="DADCE0"/>
+              <w:left w:val="single" w:sz="6" w:space="0" w:color="DADCE0"/>
+              <w:bottom w:val="single" w:sz="6" w:space="0" w:color="DADCE0"/>
+              <w:right w:val="single" w:sz="6" w:space="0" w:color="DADCE0"/>
             </w:tcBorders>
-            <w:shd w:fill="auto" w:val="clear"/>
             <w:tcMar>
-              <w:top w:w="150.0" w:type="dxa"/>
-              <w:left w:w="180.0" w:type="dxa"/>
-              <w:bottom w:w="150.0" w:type="dxa"/>
-              <w:right w:w="180.0" w:type="dxa"/>
+              <w:top w:w="150" w:type="dxa"/>
+              <w:left w:w="180" w:type="dxa"/>
+              <w:bottom w:w="150" w:type="dxa"/>
+              <w:right w:w="180" w:type="dxa"/>
             </w:tcMar>
-            <w:vAlign w:val="top"/>
           </w:tcPr>
           <w:p>
             <w:pPr>
               <w:pBdr>
-                <w:top w:space="0" w:sz="0" w:val="nil"/>
-                <w:left w:space="0" w:sz="0" w:val="nil"/>
-                <w:bottom w:space="0" w:sz="0" w:val="nil"/>
-                <w:right w:space="0" w:sz="0" w:val="nil"/>
-                <w:between w:space="0" w:sz="0" w:val="nil"/>
+                <w:top w:val="nil"/>
+                <w:left w:val="nil"/>
+                <w:bottom w:val="nil"/>
+                <w:right w:val="nil"/>
+                <w:between w:val="nil"/>
               </w:pBdr>
-              <w:shd w:fill="auto" w:val="clear"/>
-              <w:spacing w:after="150" w:before="150" w:lineRule="auto"/>
-              <w:rPr>
-                <w:vertAlign w:val="baseline"/>
+              <w:spacing w:before="150" w:after="150"/>
+              <w:rPr>
+                <w:rFonts w:ascii="Times New Roman" w:hAnsi="Times New Roman" w:cs="Times New Roman"/>
               </w:rPr>
             </w:pPr>
             <w:r>
               <w:rPr>
-                <w:vertAlign w:val="baseline"/>
-                <w:rtl w:val="0"/>
-              </w:rPr>
-              <w:t xml:space="preserve">Cần thu thập ý kiến đánh giá từ hơn 1.000 bệnh nhân về sự tiện lợi của việc đặt lịch hẹn</w:t>
+                <w:rFonts w:ascii="Times New Roman" w:hAnsi="Times New Roman" w:cs="Times New Roman"/>
+              </w:rPr>
+              <w:t>Cần thu thập ý kiến đánh giá từ hơn 1.000 bệnh nhân về sự tiện lợi của việc đặt lịch hẹn</w:t>
             </w:r>
           </w:p>
         </w:tc>
         <w:tc>
           <w:tcPr>
+            <w:tcW w:w="2340" w:type="dxa"/>
             <w:tcBorders>
-              <w:top w:color="dadce0" w:space="0" w:sz="6" w:val="single"/>
-              <w:left w:color="dadce0" w:space="0" w:sz="6" w:val="single"/>
-              <w:bottom w:color="dadce0" w:space="0" w:sz="6" w:val="single"/>
-              <w:right w:color="dadce0" w:space="0" w:sz="6" w:val="single"/>
+              <w:top w:val="single" w:sz="6" w:space="0" w:color="DADCE0"/>
+              <w:left w:val="single" w:sz="6" w:space="0" w:color="DADCE0"/>
+              <w:bottom w:val="single" w:sz="6" w:space="0" w:color="DADCE0"/>
+              <w:right w:val="single" w:sz="6" w:space="0" w:color="DADCE0"/>
             </w:tcBorders>
-            <w:shd w:fill="auto" w:val="clear"/>
             <w:tcMar>
-              <w:top w:w="150.0" w:type="dxa"/>
-              <w:left w:w="180.0" w:type="dxa"/>
-              <w:bottom w:w="150.0" w:type="dxa"/>
-              <w:right w:w="180.0" w:type="dxa"/>
+              <w:top w:w="150" w:type="dxa"/>
+              <w:left w:w="180" w:type="dxa"/>
+              <w:bottom w:w="150" w:type="dxa"/>
+              <w:right w:w="180" w:type="dxa"/>
             </w:tcMar>
-            <w:vAlign w:val="top"/>
           </w:tcPr>
           <w:p>
             <w:pPr>
               <w:pBdr>
-                <w:top w:space="0" w:sz="0" w:val="nil"/>
-                <w:left w:space="0" w:sz="0" w:val="nil"/>
-                <w:bottom w:space="0" w:sz="0" w:val="nil"/>
-                <w:right w:space="0" w:sz="0" w:val="nil"/>
-                <w:between w:space="0" w:sz="0" w:val="nil"/>
+                <w:top w:val="nil"/>
+                <w:left w:val="nil"/>
+                <w:bottom w:val="nil"/>
+                <w:right w:val="nil"/>
+                <w:between w:val="nil"/>
               </w:pBdr>
-              <w:shd w:fill="auto" w:val="clear"/>
-              <w:spacing w:after="150" w:before="150" w:lineRule="auto"/>
-              <w:rPr>
-                <w:vertAlign w:val="baseline"/>
+              <w:spacing w:before="150" w:after="150"/>
+              <w:rPr>
+                <w:rFonts w:ascii="Times New Roman" w:hAnsi="Times New Roman" w:cs="Times New Roman"/>
               </w:rPr>
             </w:pPr>
             <w:r>
               <w:rPr>
-                <w:vertAlign w:val="baseline"/>
-                <w:rtl w:val="0"/>
-              </w:rPr>
-              <w:t xml:space="preserve">Bảng câu hỏi / Khảo sát (Survey)</w:t>
+                <w:rFonts w:ascii="Times New Roman" w:hAnsi="Times New Roman" w:cs="Times New Roman"/>
+              </w:rPr>
+              <w:t>Bảng câu hỏi / Khảo sát (Survey)</w:t>
             </w:r>
           </w:p>
         </w:tc>
         <w:tc>
           <w:tcPr>
+            <w:tcW w:w="3276" w:type="dxa"/>
             <w:tcBorders>
-              <w:top w:color="dadce0" w:space="0" w:sz="6" w:val="single"/>
-              <w:left w:color="dadce0" w:space="0" w:sz="6" w:val="single"/>
-              <w:bottom w:color="dadce0" w:space="0" w:sz="6" w:val="single"/>
-              <w:right w:color="dadce0" w:space="0" w:sz="6" w:val="single"/>
+              <w:top w:val="single" w:sz="6" w:space="0" w:color="DADCE0"/>
+              <w:left w:val="single" w:sz="6" w:space="0" w:color="DADCE0"/>
+              <w:bottom w:val="single" w:sz="6" w:space="0" w:color="DADCE0"/>
+              <w:right w:val="single" w:sz="6" w:space="0" w:color="DADCE0"/>
             </w:tcBorders>
-            <w:shd w:fill="auto" w:val="clear"/>
             <w:tcMar>
-              <w:top w:w="150.0" w:type="dxa"/>
-              <w:left w:w="180.0" w:type="dxa"/>
-              <w:bottom w:w="150.0" w:type="dxa"/>
-              <w:right w:w="180.0" w:type="dxa"/>
+              <w:top w:w="150" w:type="dxa"/>
+              <w:left w:w="180" w:type="dxa"/>
+              <w:bottom w:w="150" w:type="dxa"/>
+              <w:right w:w="180" w:type="dxa"/>
             </w:tcMar>
-            <w:vAlign w:val="top"/>
           </w:tcPr>
           <w:p>
             <w:pPr>
               <w:pBdr>
-                <w:top w:space="0" w:sz="0" w:val="nil"/>
-                <w:left w:space="0" w:sz="0" w:val="nil"/>
-                <w:bottom w:space="0" w:sz="0" w:val="nil"/>
-                <w:right w:space="0" w:sz="0" w:val="nil"/>
-                <w:between w:space="0" w:sz="0" w:val="nil"/>
+                <w:top w:val="nil"/>
+                <w:left w:val="nil"/>
+                <w:bottom w:val="nil"/>
+                <w:right w:val="nil"/>
+                <w:between w:val="nil"/>
               </w:pBdr>
-              <w:shd w:fill="auto" w:val="clear"/>
-              <w:spacing w:after="150" w:before="150" w:lineRule="auto"/>
-              <w:rPr>
-                <w:vertAlign w:val="baseline"/>
+              <w:spacing w:before="150" w:after="150"/>
+              <w:rPr>
+                <w:rFonts w:ascii="Times New Roman" w:hAnsi="Times New Roman" w:cs="Times New Roman"/>
               </w:rPr>
             </w:pPr>
             <w:r>
               <w:rPr>
-                <w:vertAlign w:val="baseline"/>
-                <w:rtl w:val="0"/>
-              </w:rPr>
-              <w:t xml:space="preserve">Số lượng người dùng lớn và phân tán, thu thập nhanh số liệu định lượng</w:t>
+                <w:rFonts w:ascii="Times New Roman" w:hAnsi="Times New Roman" w:cs="Times New Roman"/>
+              </w:rPr>
+              <w:t>Số lượng người dùng lớn và phân tán, thu thập nhanh số liệu định lượng</w:t>
             </w:r>
           </w:p>
         </w:tc>
       </w:tr>
       <w:tr>
-        <w:trPr>
-          <w:cantSplit w:val="0"/>
-          <w:tblHeader w:val="0"/>
-        </w:trPr>
         <w:tc>
           <w:tcPr>
+            <w:tcW w:w="561" w:type="dxa"/>
             <w:tcBorders>
-              <w:top w:color="dadce0" w:space="0" w:sz="6" w:val="single"/>
-              <w:left w:color="dadce0" w:space="0" w:sz="6" w:val="single"/>
-              <w:bottom w:color="dadce0" w:space="0" w:sz="6" w:val="single"/>
-              <w:right w:color="dadce0" w:space="0" w:sz="6" w:val="single"/>
+              <w:top w:val="single" w:sz="6" w:space="0" w:color="DADCE0"/>
+              <w:left w:val="single" w:sz="6" w:space="0" w:color="DADCE0"/>
+              <w:bottom w:val="single" w:sz="6" w:space="0" w:color="DADCE0"/>
+              <w:right w:val="single" w:sz="6" w:space="0" w:color="DADCE0"/>
             </w:tcBorders>
-            <w:shd w:fill="e8f0fe" w:val="clear"/>
+            <w:shd w:val="clear" w:color="auto" w:fill="E8F0FE"/>
             <w:tcMar>
-              <w:top w:w="150.0" w:type="dxa"/>
-              <w:left w:w="180.0" w:type="dxa"/>
-              <w:bottom w:w="150.0" w:type="dxa"/>
-              <w:right w:w="180.0" w:type="dxa"/>
+              <w:top w:w="150" w:type="dxa"/>
+              <w:left w:w="180" w:type="dxa"/>
+              <w:bottom w:w="150" w:type="dxa"/>
+              <w:right w:w="180" w:type="dxa"/>
             </w:tcMar>
-            <w:vAlign w:val="top"/>
           </w:tcPr>
           <w:p>
             <w:pPr>
               <w:pBdr>
-                <w:top w:space="0" w:sz="0" w:val="nil"/>
-                <w:left w:space="0" w:sz="0" w:val="nil"/>
-                <w:bottom w:space="0" w:sz="0" w:val="nil"/>
-                <w:right w:space="0" w:sz="0" w:val="nil"/>
-                <w:between w:space="0" w:sz="0" w:val="nil"/>
+                <w:top w:val="nil"/>
+                <w:left w:val="nil"/>
+                <w:bottom w:val="nil"/>
+                <w:right w:val="nil"/>
+                <w:between w:val="nil"/>
               </w:pBdr>
-              <w:shd w:fill="auto" w:val="clear"/>
-              <w:spacing w:after="150" w:before="150" w:lineRule="auto"/>
-              <w:rPr>
-                <w:b w:val="1"/>
-                <w:bCs w:val="1"/>
-                <w:shd w:fill="auto" w:val="clear"/>
-                <w:vertAlign w:val="baseline"/>
+              <w:spacing w:before="150" w:after="150"/>
+              <w:rPr>
+                <w:rFonts w:ascii="Times New Roman" w:hAnsi="Times New Roman" w:cs="Times New Roman"/>
+                <w:b/>
+                <w:bCs/>
               </w:rPr>
             </w:pPr>
             <w:r>
               <w:rPr>
-                <w:b w:val="1"/>
-                <w:bCs w:val="1"/>
-                <w:shd w:fill="auto" w:val="clear"/>
-                <w:vertAlign w:val="baseline"/>
-                <w:rtl w:val="0"/>
-              </w:rPr>
-              <w:t xml:space="preserve">3</w:t>
+                <w:rFonts w:ascii="Times New Roman" w:hAnsi="Times New Roman" w:cs="Times New Roman"/>
+                <w:b/>
+                <w:bCs/>
+              </w:rPr>
+              <w:t>3</w:t>
             </w:r>
           </w:p>
         </w:tc>
         <w:tc>
           <w:tcPr>
+            <w:tcW w:w="3182" w:type="dxa"/>
             <w:tcBorders>
-              <w:top w:color="dadce0" w:space="0" w:sz="6" w:val="single"/>
-              <w:left w:color="dadce0" w:space="0" w:sz="6" w:val="single"/>
-              <w:bottom w:color="dadce0" w:space="0" w:sz="6" w:val="single"/>
-              <w:right w:color="dadce0" w:space="0" w:sz="6" w:val="single"/>
+              <w:top w:val="single" w:sz="6" w:space="0" w:color="DADCE0"/>
+              <w:left w:val="single" w:sz="6" w:space="0" w:color="DADCE0"/>
+              <w:bottom w:val="single" w:sz="6" w:space="0" w:color="DADCE0"/>
+              <w:right w:val="single" w:sz="6" w:space="0" w:color="DADCE0"/>
             </w:tcBorders>
-            <w:shd w:fill="e8f0fe" w:val="clear"/>
+            <w:shd w:val="clear" w:color="auto" w:fill="E8F0FE"/>
             <w:tcMar>
-              <w:top w:w="150.0" w:type="dxa"/>
-              <w:left w:w="180.0" w:type="dxa"/>
-              <w:bottom w:w="150.0" w:type="dxa"/>
-              <w:right w:w="180.0" w:type="dxa"/>
+              <w:top w:w="150" w:type="dxa"/>
+              <w:left w:w="180" w:type="dxa"/>
+              <w:bottom w:w="150" w:type="dxa"/>
+              <w:right w:w="180" w:type="dxa"/>
             </w:tcMar>
-            <w:vAlign w:val="top"/>
           </w:tcPr>
           <w:p>
             <w:pPr>
               <w:pBdr>
-                <w:top w:space="0" w:sz="0" w:val="nil"/>
-                <w:left w:space="0" w:sz="0" w:val="nil"/>
-                <w:bottom w:space="0" w:sz="0" w:val="nil"/>
-                <w:right w:space="0" w:sz="0" w:val="nil"/>
-                <w:between w:space="0" w:sz="0" w:val="nil"/>
+                <w:top w:val="nil"/>
+                <w:left w:val="nil"/>
+                <w:bottom w:val="nil"/>
+                <w:right w:val="nil"/>
+                <w:between w:val="nil"/>
               </w:pBdr>
-              <w:shd w:fill="auto" w:val="clear"/>
-              <w:spacing w:after="150" w:before="150" w:lineRule="auto"/>
-              <w:rPr>
-                <w:b w:val="1"/>
-                <w:bCs w:val="1"/>
-                <w:shd w:fill="auto" w:val="clear"/>
-                <w:vertAlign w:val="baseline"/>
+              <w:spacing w:before="150" w:after="150"/>
+              <w:rPr>
+                <w:rFonts w:ascii="Times New Roman" w:hAnsi="Times New Roman" w:cs="Times New Roman"/>
+                <w:b/>
+                <w:bCs/>
               </w:rPr>
             </w:pPr>
             <w:r>
               <w:rPr>
-                <w:b w:val="1"/>
-                <w:bCs w:val="1"/>
-                <w:shd w:fill="auto" w:val="clear"/>
-                <w:vertAlign w:val="baseline"/>
-                <w:rtl w:val="0"/>
-              </w:rPr>
-              <w:t xml:space="preserve">Cần xem thực tế quy trình tiếp đón và cấp số thứ tự bệnh nhân tại quầy tiếp tân diễn ra như thế nào</w:t>
+                <w:rFonts w:ascii="Times New Roman" w:hAnsi="Times New Roman" w:cs="Times New Roman"/>
+                <w:b/>
+                <w:bCs/>
+              </w:rPr>
+              <w:t>Cần xem thực tế quy trình tiếp đón và cấp số thứ tự bệnh nhân tại quầy tiếp tân diễn ra như thế nào</w:t>
             </w:r>
           </w:p>
         </w:tc>
         <w:tc>
           <w:tcPr>
+            <w:tcW w:w="2340" w:type="dxa"/>
             <w:tcBorders>
-              <w:top w:color="dadce0" w:space="0" w:sz="6" w:val="single"/>
-              <w:left w:color="dadce0" w:space="0" w:sz="6" w:val="single"/>
-              <w:bottom w:color="dadce0" w:space="0" w:sz="6" w:val="single"/>
-              <w:right w:color="dadce0" w:space="0" w:sz="6" w:val="single"/>
+              <w:top w:val="single" w:sz="6" w:space="0" w:color="DADCE0"/>
+              <w:left w:val="single" w:sz="6" w:space="0" w:color="DADCE0"/>
+              <w:bottom w:val="single" w:sz="6" w:space="0" w:color="DADCE0"/>
+              <w:right w:val="single" w:sz="6" w:space="0" w:color="DADCE0"/>
             </w:tcBorders>
-            <w:shd w:fill="e8f0fe" w:val="clear"/>
+            <w:shd w:val="clear" w:color="auto" w:fill="E8F0FE"/>
             <w:tcMar>
-              <w:top w:w="150.0" w:type="dxa"/>
-              <w:left w:w="180.0" w:type="dxa"/>
-              <w:bottom w:w="150.0" w:type="dxa"/>
-              <w:right w:w="180.0" w:type="dxa"/>
+              <w:top w:w="150" w:type="dxa"/>
+              <w:left w:w="180" w:type="dxa"/>
+              <w:bottom w:w="150" w:type="dxa"/>
+              <w:right w:w="180" w:type="dxa"/>
             </w:tcMar>
-            <w:vAlign w:val="top"/>
           </w:tcPr>
           <w:p>
             <w:pPr>
               <w:pBdr>
-                <w:top w:space="0" w:sz="0" w:val="nil"/>
-                <w:left w:space="0" w:sz="0" w:val="nil"/>
-                <w:bottom w:space="0" w:sz="0" w:val="nil"/>
-                <w:right w:space="0" w:sz="0" w:val="nil"/>
-                <w:between w:space="0" w:sz="0" w:val="nil"/>
+                <w:top w:val="nil"/>
+                <w:left w:val="nil"/>
+                <w:bottom w:val="nil"/>
+                <w:right w:val="nil"/>
+                <w:between w:val="nil"/>
               </w:pBdr>
-              <w:shd w:fill="auto" w:val="clear"/>
-              <w:spacing w:after="150" w:before="150" w:lineRule="auto"/>
-              <w:rPr>
-                <w:b w:val="1"/>
-                <w:bCs w:val="1"/>
-                <w:shd w:fill="auto" w:val="clear"/>
-                <w:vertAlign w:val="baseline"/>
+              <w:spacing w:before="150" w:after="150"/>
+              <w:rPr>
+                <w:rFonts w:ascii="Times New Roman" w:hAnsi="Times New Roman" w:cs="Times New Roman"/>
+                <w:b/>
+                <w:bCs/>
               </w:rPr>
             </w:pPr>
             <w:r>
               <w:rPr>
-                <w:b w:val="1"/>
-                <w:bCs w:val="1"/>
-                <w:shd w:fill="auto" w:val="clear"/>
-                <w:vertAlign w:val="baseline"/>
-                <w:rtl w:val="0"/>
-              </w:rPr>
-              <w:t xml:space="preserve">Quan sát hiện trường (Observation)</w:t>
+                <w:rFonts w:ascii="Times New Roman" w:hAnsi="Times New Roman" w:cs="Times New Roman"/>
+                <w:b/>
+                <w:bCs/>
+              </w:rPr>
+              <w:t>Quan sát hiện trường (Observation)</w:t>
             </w:r>
           </w:p>
         </w:tc>
         <w:tc>
           <w:tcPr>
+            <w:tcW w:w="3276" w:type="dxa"/>
             <w:tcBorders>
-              <w:top w:color="dadce0" w:space="0" w:sz="6" w:val="single"/>
-              <w:left w:color="dadce0" w:space="0" w:sz="6" w:val="single"/>
-              <w:bottom w:color="dadce0" w:space="0" w:sz="6" w:val="single"/>
-              <w:right w:color="dadce0" w:space="0" w:sz="6" w:val="single"/>
+              <w:top w:val="single" w:sz="6" w:space="0" w:color="DADCE0"/>
+              <w:left w:val="single" w:sz="6" w:space="0" w:color="DADCE0"/>
+              <w:bottom w:val="single" w:sz="6" w:space="0" w:color="DADCE0"/>
+              <w:right w:val="single" w:sz="6" w:space="0" w:color="DADCE0"/>
             </w:tcBorders>
-            <w:shd w:fill="e8f0fe" w:val="clear"/>
+            <w:shd w:val="clear" w:color="auto" w:fill="E8F0FE"/>
             <w:tcMar>
-              <w:top w:w="150.0" w:type="dxa"/>
-              <w:left w:w="180.0" w:type="dxa"/>
-              <w:bottom w:w="150.0" w:type="dxa"/>
-              <w:right w:w="180.0" w:type="dxa"/>
+              <w:top w:w="150" w:type="dxa"/>
+              <w:left w:w="180" w:type="dxa"/>
+              <w:bottom w:w="150" w:type="dxa"/>
+              <w:right w:w="180" w:type="dxa"/>
             </w:tcMar>
-            <w:vAlign w:val="top"/>
           </w:tcPr>
           <w:p>
             <w:pPr>
               <w:pBdr>
-                <w:top w:space="0" w:sz="0" w:val="nil"/>
-                <w:left w:space="0" w:sz="0" w:val="nil"/>
-                <w:bottom w:space="0" w:sz="0" w:val="nil"/>
-                <w:right w:space="0" w:sz="0" w:val="nil"/>
-                <w:between w:space="0" w:sz="0" w:val="nil"/>
+                <w:top w:val="nil"/>
+                <w:left w:val="nil"/>
+                <w:bottom w:val="nil"/>
+                <w:right w:val="nil"/>
+                <w:between w:val="nil"/>
               </w:pBdr>
-              <w:shd w:fill="auto" w:val="clear"/>
-              <w:spacing w:after="150" w:before="150" w:lineRule="auto"/>
-              <w:rPr>
-                <w:b w:val="1"/>
-                <w:bCs w:val="1"/>
-                <w:shd w:fill="auto" w:val="clear"/>
-                <w:vertAlign w:val="baseline"/>
+              <w:spacing w:before="150" w:after="150"/>
+              <w:rPr>
+                <w:rFonts w:ascii="Times New Roman" w:hAnsi="Times New Roman" w:cs="Times New Roman"/>
+                <w:b/>
+                <w:bCs/>
               </w:rPr>
             </w:pPr>
             <w:r>
               <w:rPr>
-                <w:b w:val="1"/>
-                <w:bCs w:val="1"/>
-                <w:shd w:fill="auto" w:val="clear"/>
-                <w:vertAlign w:val="baseline"/>
-                <w:rtl w:val="0"/>
-              </w:rPr>
-              <w:t xml:space="preserve">Ghi nhận thao tác thực tế và điểm nghẽn quy trình trực quan, tránh sai lệch do mô tả chủ quan</w:t>
+                <w:rFonts w:ascii="Times New Roman" w:hAnsi="Times New Roman" w:cs="Times New Roman"/>
+                <w:b/>
+                <w:bCs/>
+              </w:rPr>
+              <w:t>Ghi nhận thao tác thực tế và điểm nghẽn quy trình trực quan, tránh sai lệch do mô tả chủ quan</w:t>
             </w:r>
           </w:p>
         </w:tc>
       </w:tr>
       <w:tr>
-        <w:trPr>
-          <w:cantSplit w:val="0"/>
-          <w:tblHeader w:val="0"/>
-        </w:trPr>
         <w:tc>
           <w:tcPr>
+            <w:tcW w:w="561" w:type="dxa"/>
             <w:tcBorders>
-              <w:top w:color="dadce0" w:space="0" w:sz="6" w:val="single"/>
-              <w:left w:color="dadce0" w:space="0" w:sz="6" w:val="single"/>
-              <w:bottom w:color="dadce0" w:space="0" w:sz="6" w:val="single"/>
-              <w:right w:color="dadce0" w:space="0" w:sz="6" w:val="single"/>
+              <w:top w:val="single" w:sz="6" w:space="0" w:color="DADCE0"/>
+              <w:left w:val="single" w:sz="6" w:space="0" w:color="DADCE0"/>
+              <w:bottom w:val="single" w:sz="6" w:space="0" w:color="DADCE0"/>
+              <w:right w:val="single" w:sz="6" w:space="0" w:color="DADCE0"/>
             </w:tcBorders>
-            <w:shd w:fill="auto" w:val="clear"/>
             <w:tcMar>
-              <w:top w:w="150.0" w:type="dxa"/>
-              <w:left w:w="180.0" w:type="dxa"/>
-              <w:bottom w:w="150.0" w:type="dxa"/>
-              <w:right w:w="180.0" w:type="dxa"/>
+              <w:top w:w="150" w:type="dxa"/>
+              <w:left w:w="180" w:type="dxa"/>
+              <w:bottom w:w="150" w:type="dxa"/>
+              <w:right w:w="180" w:type="dxa"/>
             </w:tcMar>
-            <w:vAlign w:val="top"/>
           </w:tcPr>
           <w:p>
             <w:pPr>
               <w:pBdr>
-                <w:top w:space="0" w:sz="0" w:val="nil"/>
-                <w:left w:space="0" w:sz="0" w:val="nil"/>
-                <w:bottom w:space="0" w:sz="0" w:val="nil"/>
-                <w:right w:space="0" w:sz="0" w:val="nil"/>
-                <w:between w:space="0" w:sz="0" w:val="nil"/>
+                <w:top w:val="nil"/>
+                <w:left w:val="nil"/>
+                <w:bottom w:val="nil"/>
+                <w:right w:val="nil"/>
+                <w:between w:val="nil"/>
               </w:pBdr>
-              <w:shd w:fill="auto" w:val="clear"/>
-              <w:spacing w:after="150" w:before="150" w:lineRule="auto"/>
-              <w:rPr>
-                <w:vertAlign w:val="baseline"/>
+              <w:spacing w:before="150" w:after="150"/>
+              <w:rPr>
+                <w:rFonts w:ascii="Times New Roman" w:hAnsi="Times New Roman" w:cs="Times New Roman"/>
               </w:rPr>
             </w:pPr>
             <w:r>
               <w:rPr>
-                <w:vertAlign w:val="baseline"/>
-                <w:rtl w:val="0"/>
-              </w:rPr>
-              <w:t xml:space="preserve">4</w:t>
+                <w:rFonts w:ascii="Times New Roman" w:hAnsi="Times New Roman" w:cs="Times New Roman"/>
+              </w:rPr>
+              <w:t>4</w:t>
             </w:r>
           </w:p>
         </w:tc>
         <w:tc>
           <w:tcPr>
+            <w:tcW w:w="3182" w:type="dxa"/>
             <w:tcBorders>
-              <w:top w:color="dadce0" w:space="0" w:sz="6" w:val="single"/>
-              <w:left w:color="dadce0" w:space="0" w:sz="6" w:val="single"/>
-              <w:bottom w:color="dadce0" w:space="0" w:sz="6" w:val="single"/>
-              <w:right w:color="dadce0" w:space="0" w:sz="6" w:val="single"/>
+              <w:top w:val="single" w:sz="6" w:space="0" w:color="DADCE0"/>
+              <w:left w:val="single" w:sz="6" w:space="0" w:color="DADCE0"/>
+              <w:bottom w:val="single" w:sz="6" w:space="0" w:color="DADCE0"/>
+              <w:right w:val="single" w:sz="6" w:space="0" w:color="DADCE0"/>
             </w:tcBorders>
-            <w:shd w:fill="auto" w:val="clear"/>
             <w:tcMar>
-              <w:top w:w="150.0" w:type="dxa"/>
-              <w:left w:w="180.0" w:type="dxa"/>
-              <w:bottom w:w="150.0" w:type="dxa"/>
-              <w:right w:w="180.0" w:type="dxa"/>
+              <w:top w:w="150" w:type="dxa"/>
+              <w:left w:w="180" w:type="dxa"/>
+              <w:bottom w:w="150" w:type="dxa"/>
+              <w:right w:w="180" w:type="dxa"/>
             </w:tcMar>
-            <w:vAlign w:val="top"/>
           </w:tcPr>
           <w:p>
             <w:pPr>
               <w:pBdr>
-                <w:top w:space="0" w:sz="0" w:val="nil"/>
-                <w:left w:space="0" w:sz="0" w:val="nil"/>
-                <w:bottom w:space="0" w:sz="0" w:val="nil"/>
-                <w:right w:space="0" w:sz="0" w:val="nil"/>
-                <w:between w:space="0" w:sz="0" w:val="nil"/>
+                <w:top w:val="nil"/>
+                <w:left w:val="nil"/>
+                <w:bottom w:val="nil"/>
+                <w:right w:val="nil"/>
+                <w:between w:val="nil"/>
               </w:pBdr>
-              <w:shd w:fill="auto" w:val="clear"/>
-              <w:spacing w:after="150" w:before="150" w:lineRule="auto"/>
-              <w:rPr>
-                <w:vertAlign w:val="baseline"/>
+              <w:spacing w:before="150" w:after="150"/>
+              <w:rPr>
+                <w:rFonts w:ascii="Times New Roman" w:hAnsi="Times New Roman" w:cs="Times New Roman"/>
               </w:rPr>
             </w:pPr>
             <w:r>
               <w:rPr>
-                <w:vertAlign w:val="baseline"/>
-                <w:rtl w:val="0"/>
-              </w:rPr>
-              <w:t xml:space="preserve">Cần nắm rõ quy định về biểu mẫu phiếu khám bệnh và danh mục thuốc theo quy định hiện hành</w:t>
+                <w:rFonts w:ascii="Times New Roman" w:hAnsi="Times New Roman" w:cs="Times New Roman"/>
+              </w:rPr>
+              <w:t>Cần nắm rõ quy định về biểu mẫu phiếu khám bệnh và danh mục thuốc theo quy định hiện hành</w:t>
             </w:r>
           </w:p>
         </w:tc>
         <w:tc>
           <w:tcPr>
+            <w:tcW w:w="2340" w:type="dxa"/>
             <w:tcBorders>
-              <w:top w:color="dadce0" w:space="0" w:sz="6" w:val="single"/>
-              <w:left w:color="dadce0" w:space="0" w:sz="6" w:val="single"/>
-              <w:bottom w:color="dadce0" w:space="0" w:sz="6" w:val="single"/>
-              <w:right w:color="dadce0" w:space="0" w:sz="6" w:val="single"/>
+              <w:top w:val="single" w:sz="6" w:space="0" w:color="DADCE0"/>
+              <w:left w:val="single" w:sz="6" w:space="0" w:color="DADCE0"/>
+              <w:bottom w:val="single" w:sz="6" w:space="0" w:color="DADCE0"/>
+              <w:right w:val="single" w:sz="6" w:space="0" w:color="DADCE0"/>
             </w:tcBorders>
-            <w:shd w:fill="auto" w:val="clear"/>
             <w:tcMar>
-              <w:top w:w="150.0" w:type="dxa"/>
-              <w:left w:w="180.0" w:type="dxa"/>
-              <w:bottom w:w="150.0" w:type="dxa"/>
-              <w:right w:w="180.0" w:type="dxa"/>
+              <w:top w:w="150" w:type="dxa"/>
+              <w:left w:w="180" w:type="dxa"/>
+              <w:bottom w:w="150" w:type="dxa"/>
+              <w:right w:w="180" w:type="dxa"/>
             </w:tcMar>
-            <w:vAlign w:val="top"/>
           </w:tcPr>
           <w:p>
             <w:pPr>
               <w:pBdr>
-                <w:top w:space="0" w:sz="0" w:val="nil"/>
-                <w:left w:space="0" w:sz="0" w:val="nil"/>
-                <w:bottom w:space="0" w:sz="0" w:val="nil"/>
-                <w:right w:space="0" w:sz="0" w:val="nil"/>
-                <w:between w:space="0" w:sz="0" w:val="nil"/>
+                <w:top w:val="nil"/>
+                <w:left w:val="nil"/>
+                <w:bottom w:val="nil"/>
+                <w:right w:val="nil"/>
+                <w:between w:val="nil"/>
               </w:pBdr>
-              <w:shd w:fill="auto" w:val="clear"/>
-              <w:spacing w:after="150" w:before="150" w:lineRule="auto"/>
-              <w:rPr>
-                <w:vertAlign w:val="baseline"/>
+              <w:spacing w:before="150" w:after="150"/>
+              <w:rPr>
+                <w:rFonts w:ascii="Times New Roman" w:hAnsi="Times New Roman" w:cs="Times New Roman"/>
               </w:rPr>
             </w:pPr>
             <w:r>
               <w:rPr>
-                <w:vertAlign w:val="baseline"/>
-                <w:rtl w:val="0"/>
-              </w:rPr>
-              <w:t xml:space="preserve">Nghiên cứu tài liệu (Document Analysis)</w:t>
+                <w:rFonts w:ascii="Times New Roman" w:hAnsi="Times New Roman" w:cs="Times New Roman"/>
+              </w:rPr>
+              <w:t>Nghiên cứu tài liệu (Document Analysis)</w:t>
             </w:r>
           </w:p>
         </w:tc>
         <w:tc>
           <w:tcPr>
+            <w:tcW w:w="3276" w:type="dxa"/>
             <w:tcBorders>
-              <w:top w:color="dadce0" w:space="0" w:sz="6" w:val="single"/>
-              <w:left w:color="dadce0" w:space="0" w:sz="6" w:val="single"/>
-              <w:bottom w:color="dadce0" w:space="0" w:sz="6" w:val="single"/>
-              <w:right w:color="dadce0" w:space="0" w:sz="6" w:val="single"/>
+              <w:top w:val="single" w:sz="6" w:space="0" w:color="DADCE0"/>
+              <w:left w:val="single" w:sz="6" w:space="0" w:color="DADCE0"/>
+              <w:bottom w:val="single" w:sz="6" w:space="0" w:color="DADCE0"/>
+              <w:right w:val="single" w:sz="6" w:space="0" w:color="DADCE0"/>
             </w:tcBorders>
-            <w:shd w:fill="auto" w:val="clear"/>
             <w:tcMar>
-              <w:top w:w="150.0" w:type="dxa"/>
-              <w:left w:w="180.0" w:type="dxa"/>
-              <w:bottom w:w="150.0" w:type="dxa"/>
-              <w:right w:w="180.0" w:type="dxa"/>
+              <w:top w:w="150" w:type="dxa"/>
+              <w:left w:w="180" w:type="dxa"/>
+              <w:bottom w:w="150" w:type="dxa"/>
+              <w:right w:w="180" w:type="dxa"/>
             </w:tcMar>
-            <w:vAlign w:val="top"/>
           </w:tcPr>
           <w:p>
             <w:pPr>
               <w:pBdr>
-                <w:top w:space="0" w:sz="0" w:val="nil"/>
-                <w:left w:space="0" w:sz="0" w:val="nil"/>
-                <w:bottom w:space="0" w:sz="0" w:val="nil"/>
-                <w:right w:space="0" w:sz="0" w:val="nil"/>
-                <w:between w:space="0" w:sz="0" w:val="nil"/>
+                <w:top w:val="nil"/>
+                <w:left w:val="nil"/>
+                <w:bottom w:val="nil"/>
+                <w:right w:val="nil"/>
+                <w:between w:val="nil"/>
               </w:pBdr>
-              <w:shd w:fill="auto" w:val="clear"/>
-              <w:spacing w:after="150" w:before="150" w:lineRule="auto"/>
-              <w:rPr>
-                <w:vertAlign w:val="baseline"/>
+              <w:spacing w:before="150" w:after="150"/>
+              <w:rPr>
+                <w:rFonts w:ascii="Times New Roman" w:hAnsi="Times New Roman" w:cs="Times New Roman"/>
               </w:rPr>
             </w:pPr>
             <w:r>
               <w:rPr>
-                <w:vertAlign w:val="baseline"/>
-                <w:rtl w:val="0"/>
-              </w:rPr>
-              <w:t xml:space="preserve">Biểu mẫu và quy chế là tài liệu có sẵn, mang tính pháp lý chuẩn</w:t>
+                <w:rFonts w:ascii="Times New Roman" w:hAnsi="Times New Roman" w:cs="Times New Roman"/>
+              </w:rPr>
+              <w:t>Biểu mẫu và quy chế là tài liệu có sẵn, mang tính pháp lý chuẩn</w:t>
             </w:r>
           </w:p>
         </w:tc>
       </w:tr>
       <w:tr>
-        <w:trPr>
-          <w:cantSplit w:val="0"/>
-          <w:tblHeader w:val="0"/>
-        </w:trPr>
         <w:tc>
           <w:tcPr>
+            <w:tcW w:w="561" w:type="dxa"/>
             <w:tcBorders>
-              <w:top w:color="dadce0" w:space="0" w:sz="6" w:val="single"/>
-              <w:left w:color="dadce0" w:space="0" w:sz="6" w:val="single"/>
-              <w:bottom w:color="dadce0" w:space="0" w:sz="6" w:val="single"/>
-              <w:right w:color="dadce0" w:space="0" w:sz="6" w:val="single"/>
+              <w:top w:val="single" w:sz="6" w:space="0" w:color="DADCE0"/>
+              <w:left w:val="single" w:sz="6" w:space="0" w:color="DADCE0"/>
+              <w:bottom w:val="single" w:sz="6" w:space="0" w:color="DADCE0"/>
+              <w:right w:val="single" w:sz="6" w:space="0" w:color="DADCE0"/>
             </w:tcBorders>
-            <w:shd w:fill="e8f0fe" w:val="clear"/>
+            <w:shd w:val="clear" w:color="auto" w:fill="E8F0FE"/>
             <w:tcMar>
-              <w:top w:w="150.0" w:type="dxa"/>
-              <w:left w:w="180.0" w:type="dxa"/>
-              <w:bottom w:w="150.0" w:type="dxa"/>
-              <w:right w:w="180.0" w:type="dxa"/>
+              <w:top w:w="150" w:type="dxa"/>
+              <w:left w:w="180" w:type="dxa"/>
+              <w:bottom w:w="150" w:type="dxa"/>
+              <w:right w:w="180" w:type="dxa"/>
             </w:tcMar>
-            <w:vAlign w:val="top"/>
           </w:tcPr>
           <w:p>
             <w:pPr>
               <w:pBdr>
-                <w:top w:space="0" w:sz="0" w:val="nil"/>
-                <w:left w:space="0" w:sz="0" w:val="nil"/>
-                <w:bottom w:space="0" w:sz="0" w:val="nil"/>
-                <w:right w:space="0" w:sz="0" w:val="nil"/>
-                <w:between w:space="0" w:sz="0" w:val="nil"/>
+                <w:top w:val="nil"/>
+                <w:left w:val="nil"/>
+                <w:bottom w:val="nil"/>
+                <w:right w:val="nil"/>
+                <w:between w:val="nil"/>
               </w:pBdr>
-              <w:shd w:fill="auto" w:val="clear"/>
-              <w:spacing w:after="150" w:before="150" w:lineRule="auto"/>
-              <w:rPr>
-                <w:b w:val="1"/>
-                <w:bCs w:val="1"/>
-                <w:shd w:fill="auto" w:val="clear"/>
-                <w:vertAlign w:val="baseline"/>
+              <w:spacing w:before="150" w:after="150"/>
+              <w:rPr>
+                <w:rFonts w:ascii="Times New Roman" w:hAnsi="Times New Roman" w:cs="Times New Roman"/>
+                <w:b/>
+                <w:bCs/>
               </w:rPr>
             </w:pPr>
             <w:r>
               <w:rPr>
-                <w:b w:val="1"/>
-                <w:bCs w:val="1"/>
-                <w:shd w:fill="auto" w:val="clear"/>
-                <w:vertAlign w:val="baseline"/>
-                <w:rtl w:val="0"/>
-              </w:rPr>
-              <w:t xml:space="preserve">5</w:t>
+                <w:rFonts w:ascii="Times New Roman" w:hAnsi="Times New Roman" w:cs="Times New Roman"/>
+                <w:b/>
+                <w:bCs/>
+              </w:rPr>
+              <w:t>5</w:t>
             </w:r>
           </w:p>
         </w:tc>
         <w:tc>
           <w:tcPr>
+            <w:tcW w:w="3182" w:type="dxa"/>
             <w:tcBorders>
-              <w:top w:color="dadce0" w:space="0" w:sz="6" w:val="single"/>
-              <w:left w:color="dadce0" w:space="0" w:sz="6" w:val="single"/>
-              <w:bottom w:color="dadce0" w:space="0" w:sz="6" w:val="single"/>
-              <w:right w:color="dadce0" w:space="0" w:sz="6" w:val="single"/>
+              <w:top w:val="single" w:sz="6" w:space="0" w:color="DADCE0"/>
+              <w:left w:val="single" w:sz="6" w:space="0" w:color="DADCE0"/>
+              <w:bottom w:val="single" w:sz="6" w:space="0" w:color="DADCE0"/>
+              <w:right w:val="single" w:sz="6" w:space="0" w:color="DADCE0"/>
             </w:tcBorders>
-            <w:shd w:fill="e8f0fe" w:val="clear"/>
+            <w:shd w:val="clear" w:color="auto" w:fill="E8F0FE"/>
             <w:tcMar>
-              <w:top w:w="150.0" w:type="dxa"/>
-              <w:left w:w="180.0" w:type="dxa"/>
-              <w:bottom w:w="150.0" w:type="dxa"/>
-              <w:right w:w="180.0" w:type="dxa"/>
+              <w:top w:w="150" w:type="dxa"/>
+              <w:left w:w="180" w:type="dxa"/>
+              <w:bottom w:w="150" w:type="dxa"/>
+              <w:right w:w="180" w:type="dxa"/>
             </w:tcMar>
-            <w:vAlign w:val="top"/>
           </w:tcPr>
           <w:p>
             <w:pPr>
               <w:pBdr>
-                <w:top w:space="0" w:sz="0" w:val="nil"/>
-                <w:left w:space="0" w:sz="0" w:val="nil"/>
-                <w:bottom w:space="0" w:sz="0" w:val="nil"/>
-                <w:right w:space="0" w:sz="0" w:val="nil"/>
-                <w:between w:space="0" w:sz="0" w:val="nil"/>
+                <w:top w:val="nil"/>
+                <w:left w:val="nil"/>
+                <w:bottom w:val="nil"/>
+                <w:right w:val="nil"/>
+                <w:between w:val="nil"/>
               </w:pBdr>
-              <w:shd w:fill="auto" w:val="clear"/>
-              <w:spacing w:after="150" w:before="150" w:lineRule="auto"/>
-              <w:rPr>
-                <w:b w:val="1"/>
-                <w:bCs w:val="1"/>
-                <w:shd w:fill="auto" w:val="clear"/>
-                <w:vertAlign w:val="baseline"/>
+              <w:spacing w:before="150" w:after="150"/>
+              <w:rPr>
+                <w:rFonts w:ascii="Times New Roman" w:hAnsi="Times New Roman" w:cs="Times New Roman"/>
+                <w:b/>
+                <w:bCs/>
               </w:rPr>
             </w:pPr>
             <w:r>
               <w:rPr>
-                <w:b w:val="1"/>
-                <w:bCs w:val="1"/>
-                <w:shd w:fill="auto" w:val="clear"/>
-                <w:vertAlign w:val="baseline"/>
-                <w:rtl w:val="0"/>
-              </w:rPr>
-              <w:t xml:space="preserve">Cần tìm hiểu mong muốn sắp xếp ca trực của đội ngũ 20 y tá tại các khoa phòng</w:t>
+                <w:rFonts w:ascii="Times New Roman" w:hAnsi="Times New Roman" w:cs="Times New Roman"/>
+                <w:b/>
+                <w:bCs/>
+              </w:rPr>
+              <w:t>Cần tìm hiểu mong muốn sắp xếp ca trực của đội ngũ 20 y tá tại các khoa phòng</w:t>
             </w:r>
           </w:p>
         </w:tc>
         <w:tc>
           <w:tcPr>
+            <w:tcW w:w="2340" w:type="dxa"/>
             <w:tcBorders>
-              <w:top w:color="dadce0" w:space="0" w:sz="6" w:val="single"/>
-              <w:left w:color="dadce0" w:space="0" w:sz="6" w:val="single"/>
-              <w:bottom w:color="dadce0" w:space="0" w:sz="6" w:val="single"/>
-              <w:right w:color="dadce0" w:space="0" w:sz="6" w:val="single"/>
+              <w:top w:val="single" w:sz="6" w:space="0" w:color="DADCE0"/>
+              <w:left w:val="single" w:sz="6" w:space="0" w:color="DADCE0"/>
+              <w:bottom w:val="single" w:sz="6" w:space="0" w:color="DADCE0"/>
+              <w:right w:val="single" w:sz="6" w:space="0" w:color="DADCE0"/>
             </w:tcBorders>
-            <w:shd w:fill="e8f0fe" w:val="clear"/>
+            <w:shd w:val="clear" w:color="auto" w:fill="E8F0FE"/>
             <w:tcMar>
-              <w:top w:w="150.0" w:type="dxa"/>
-              <w:left w:w="180.0" w:type="dxa"/>
-              <w:bottom w:w="150.0" w:type="dxa"/>
-              <w:right w:w="180.0" w:type="dxa"/>
+              <w:top w:w="150" w:type="dxa"/>
+              <w:left w:w="180" w:type="dxa"/>
+              <w:bottom w:w="150" w:type="dxa"/>
+              <w:right w:w="180" w:type="dxa"/>
             </w:tcMar>
-            <w:vAlign w:val="top"/>
           </w:tcPr>
           <w:p>
             <w:pPr>
               <w:pBdr>
-                <w:top w:space="0" w:sz="0" w:val="nil"/>
-                <w:left w:space="0" w:sz="0" w:val="nil"/>
-                <w:bottom w:space="0" w:sz="0" w:val="nil"/>
-                <w:right w:space="0" w:sz="0" w:val="nil"/>
-                <w:between w:space="0" w:sz="0" w:val="nil"/>
+                <w:top w:val="nil"/>
+                <w:left w:val="nil"/>
+                <w:bottom w:val="nil"/>
+                <w:right w:val="nil"/>
+                <w:between w:val="nil"/>
               </w:pBdr>
-              <w:shd w:fill="auto" w:val="clear"/>
-              <w:spacing w:after="150" w:before="150" w:lineRule="auto"/>
-              <w:rPr>
-                <w:b w:val="1"/>
-                <w:bCs w:val="1"/>
-                <w:i w:val="1"/>
-                <w:iCs w:val="1"/>
-                <w:shd w:fill="auto" w:val="clear"/>
-                <w:vertAlign w:val="baseline"/>
+              <w:spacing w:before="150" w:after="150"/>
+              <w:rPr>
+                <w:rFonts w:ascii="Times New Roman" w:hAnsi="Times New Roman" w:cs="Times New Roman"/>
+                <w:b/>
+                <w:bCs/>
+                <w:i/>
+                <w:iCs/>
               </w:rPr>
             </w:pPr>
             <w:r>
               <w:rPr>
-                <w:b w:val="1"/>
-                <w:bCs w:val="1"/>
-                <w:shd w:fill="auto" w:val="clear"/>
-                <w:vertAlign w:val="baseline"/>
-                <w:rtl w:val="0"/>
+                <w:rFonts w:ascii="Times New Roman" w:hAnsi="Times New Roman" w:cs="Times New Roman"/>
+                <w:b/>
+                <w:bCs/>
               </w:rPr>
               <w:t xml:space="preserve">Bảng câu hỏi / Khảo sát (Survey) </w:t>
             </w:r>
             <w:r>
               <w:rPr>
-                <w:b w:val="1"/>
-                <w:bCs w:val="1"/>
-                <w:i w:val="1"/>
-                <w:iCs w:val="1"/>
-                <w:shd w:fill="auto" w:val="clear"/>
-                <w:vertAlign w:val="baseline"/>
-                <w:rtl w:val="0"/>
-              </w:rPr>
-              <w:t xml:space="preserve">(hoặc Phỏng vấn nhóm - Focus Group)</w:t>
+                <w:rFonts w:ascii="Times New Roman" w:hAnsi="Times New Roman" w:cs="Times New Roman"/>
+                <w:b/>
+                <w:bCs/>
+                <w:i/>
+                <w:iCs/>
+              </w:rPr>
+              <w:t>(hoặc Phỏng vấn nhóm - Focus Group)</w:t>
             </w:r>
           </w:p>
         </w:tc>
         <w:tc>
           <w:tcPr>
+            <w:tcW w:w="3276" w:type="dxa"/>
             <w:tcBorders>
-              <w:top w:color="dadce0" w:space="0" w:sz="6" w:val="single"/>
-              <w:left w:color="dadce0" w:space="0" w:sz="6" w:val="single"/>
-              <w:bottom w:color="dadce0" w:space="0" w:sz="6" w:val="single"/>
-              <w:right w:color="dadce0" w:space="0" w:sz="6" w:val="single"/>
+              <w:top w:val="single" w:sz="6" w:space="0" w:color="DADCE0"/>
+              <w:left w:val="single" w:sz="6" w:space="0" w:color="DADCE0"/>
+              <w:bottom w:val="single" w:sz="6" w:space="0" w:color="DADCE0"/>
+              <w:right w:val="single" w:sz="6" w:space="0" w:color="DADCE0"/>
             </w:tcBorders>
-            <w:shd w:fill="e8f0fe" w:val="clear"/>
+            <w:shd w:val="clear" w:color="auto" w:fill="E8F0FE"/>
             <w:tcMar>
-              <w:top w:w="150.0" w:type="dxa"/>
-              <w:left w:w="180.0" w:type="dxa"/>
-              <w:bottom w:w="150.0" w:type="dxa"/>
-              <w:right w:w="180.0" w:type="dxa"/>
+              <w:top w:w="150" w:type="dxa"/>
+              <w:left w:w="180" w:type="dxa"/>
+              <w:bottom w:w="150" w:type="dxa"/>
+              <w:right w:w="180" w:type="dxa"/>
             </w:tcMar>
-            <w:vAlign w:val="top"/>
           </w:tcPr>
           <w:p>
             <w:pPr>
               <w:pBdr>
-                <w:top w:space="0" w:sz="0" w:val="nil"/>
-                <w:left w:space="0" w:sz="0" w:val="nil"/>
-                <w:bottom w:space="0" w:sz="0" w:val="nil"/>
-                <w:right w:space="0" w:sz="0" w:val="nil"/>
-                <w:between w:space="0" w:sz="0" w:val="nil"/>
+                <w:top w:val="nil"/>
+                <w:left w:val="nil"/>
+                <w:bottom w:val="nil"/>
+                <w:right w:val="nil"/>
+                <w:between w:val="nil"/>
               </w:pBdr>
-              <w:shd w:fill="auto" w:val="clear"/>
-              <w:spacing w:after="150" w:before="150" w:lineRule="auto"/>
-              <w:rPr>
-                <w:b w:val="1"/>
-                <w:bCs w:val="1"/>
-                <w:shd w:fill="auto" w:val="clear"/>
-                <w:vertAlign w:val="baseline"/>
+              <w:spacing w:before="150" w:after="150"/>
+              <w:rPr>
+                <w:rFonts w:ascii="Times New Roman" w:hAnsi="Times New Roman" w:cs="Times New Roman"/>
+                <w:b/>
+                <w:bCs/>
               </w:rPr>
             </w:pPr>
             <w:r>
               <w:rPr>
-                <w:b w:val="1"/>
-                <w:bCs w:val="1"/>
-                <w:shd w:fill="auto" w:val="clear"/>
-                <w:vertAlign w:val="baseline"/>
-                <w:rtl w:val="0"/>
-              </w:rPr>
-              <w:t xml:space="preserve">Quy mô vừa phải, khảo sát giúp thu thập nhanh mong muốn và nguyện vọng cá nhân chuẩn hóa</w:t>
+                <w:rFonts w:ascii="Times New Roman" w:hAnsi="Times New Roman" w:cs="Times New Roman"/>
+                <w:b/>
+                <w:bCs/>
+              </w:rPr>
+              <w:t>Quy mô vừa phải, khảo sát giúp thu thập nhanh mong muốn và nguyện vọng cá nhân chuẩn hóa</w:t>
             </w:r>
           </w:p>
         </w:tc>
@@ -1248,74 +1104,69 @@
     <w:p>
       <w:pPr>
         <w:pStyle w:val="Heading2"/>
-        <w:pBdr>
-          <w:top w:space="0" w:sz="0" w:val="nil"/>
-          <w:left w:space="0" w:sz="0" w:val="nil"/>
-          <w:bottom w:space="0" w:sz="0" w:val="nil"/>
-          <w:right w:space="0" w:sz="0" w:val="nil"/>
-          <w:between w:space="0" w:sz="0" w:val="nil"/>
-        </w:pBdr>
-        <w:shd w:fill="auto" w:val="clear"/>
-        <w:spacing w:after="300" w:lineRule="auto"/>
-        <w:rPr/>
+        <w:spacing w:after="300"/>
+        <w:rPr>
+          <w:rFonts w:ascii="Times New Roman" w:hAnsi="Times New Roman" w:cs="Times New Roman"/>
+          <w:color w:val="auto"/>
+        </w:rPr>
       </w:pPr>
       <w:r>
         <w:rPr>
-          <w:rtl w:val="0"/>
-        </w:rPr>
-        <w:t xml:space="preserve">Bước 2: Soạn Thảo Câu Hỏi Mẫu</w:t>
+          <w:rFonts w:ascii="Times New Roman" w:hAnsi="Times New Roman" w:cs="Times New Roman"/>
+          <w:color w:val="auto"/>
+        </w:rPr>
+        <w:lastRenderedPageBreak/>
+        <w:t>Bước 2: Soạn Thảo Câu Hỏi Mẫu</w:t>
       </w:r>
     </w:p>
     <w:p>
       <w:pPr>
         <w:pStyle w:val="Heading3"/>
-        <w:pBdr>
-          <w:top w:space="0" w:sz="0" w:val="nil"/>
-          <w:left w:space="0" w:sz="0" w:val="nil"/>
-          <w:bottom w:space="0" w:sz="0" w:val="nil"/>
-          <w:right w:space="0" w:sz="0" w:val="nil"/>
-          <w:between w:space="0" w:sz="0" w:val="nil"/>
-        </w:pBdr>
-        <w:shd w:fill="auto" w:val="clear"/>
-        <w:spacing w:before="0" w:lineRule="auto"/>
-        <w:rPr/>
+        <w:spacing w:before="0"/>
+        <w:rPr>
+          <w:rFonts w:ascii="Times New Roman" w:hAnsi="Times New Roman" w:cs="Times New Roman"/>
+        </w:rPr>
       </w:pPr>
       <w:r>
-        <w:pict>
-          <v:rect style="width:0.0pt;height:1.5pt" o:hr="t" o:hrstd="t" o:hralign="center" fillcolor="#A0A0A0" stroked="f"/>
+        <w:rPr>
+          <w:rFonts w:ascii="Times New Roman" w:hAnsi="Times New Roman" w:cs="Times New Roman"/>
+        </w:rPr>
+        <w:pict w14:anchorId="6F353031">
+          <v:rect id="_x0000_i1026" style="width:0;height:1.5pt" o:hralign="center" o:hrstd="t" o:hr="t" fillcolor="#a0a0a0" stroked="f"/>
         </w:pict>
       </w:r>
       <w:r>
         <w:rPr>
-          <w:rtl w:val="0"/>
-        </w:rPr>
-        <w:t xml:space="preserve">1. Câu hỏi phỏng vấn mở (Dành cho Bác sĩ)</w:t>
+          <w:rFonts w:ascii="Times New Roman" w:hAnsi="Times New Roman" w:cs="Times New Roman"/>
+        </w:rPr>
+        <w:t>1. Câu hỏi phỏng vấn mở (Dành cho Bác sĩ)</w:t>
       </w:r>
     </w:p>
     <w:p>
       <w:pPr>
         <w:pBdr>
-          <w:top w:space="0" w:sz="0" w:val="nil"/>
-          <w:left w:space="0" w:sz="0" w:val="nil"/>
-          <w:bottom w:space="0" w:sz="0" w:val="nil"/>
-          <w:right w:space="0" w:sz="0" w:val="nil"/>
-          <w:between w:space="0" w:sz="0" w:val="nil"/>
+          <w:top w:val="nil"/>
+          <w:left w:val="nil"/>
+          <w:bottom w:val="nil"/>
+          <w:right w:val="nil"/>
+          <w:between w:val="nil"/>
         </w:pBdr>
-        <w:shd w:fill="auto" w:val="clear"/>
-        <w:spacing w:after="240" w:lineRule="auto"/>
-        <w:rPr/>
+        <w:spacing w:after="240"/>
+        <w:rPr>
+          <w:rFonts w:ascii="Times New Roman" w:hAnsi="Times New Roman" w:cs="Times New Roman"/>
+        </w:rPr>
       </w:pPr>
       <w:r>
         <w:rPr>
-          <w:b w:val="1"/>
-          <w:bCs w:val="1"/>
-          <w:rtl w:val="0"/>
-        </w:rPr>
-        <w:t xml:space="preserve">Câu hỏi:</w:t>
+          <w:rFonts w:ascii="Times New Roman" w:hAnsi="Times New Roman" w:cs="Times New Roman"/>
+          <w:b/>
+          <w:bCs/>
+        </w:rPr>
+        <w:t>Câu hỏi:</w:t>
       </w:r>
       <w:r>
         <w:rPr>
-          <w:rtl w:val="0"/>
+          <w:rFonts w:ascii="Times New Roman" w:hAnsi="Times New Roman" w:cs="Times New Roman"/>
         </w:rPr>
         <w:t xml:space="preserve"> "Bác sĩ đang gặp những khó khăn lớn nhất nào khi thao tác tra cứu lịch sử khám bệnh và kê đơn thuốc trên hệ thống hiện tại trong giờ cao điểm?"</w:t>
       </w:r>
@@ -1323,48 +1174,43 @@
     <w:p>
       <w:pPr>
         <w:pStyle w:val="Heading3"/>
-        <w:pBdr>
-          <w:top w:space="0" w:sz="0" w:val="nil"/>
-          <w:left w:space="0" w:sz="0" w:val="nil"/>
-          <w:bottom w:space="0" w:sz="0" w:val="nil"/>
-          <w:right w:space="0" w:sz="0" w:val="nil"/>
-          <w:between w:space="0" w:sz="0" w:val="nil"/>
-        </w:pBdr>
-        <w:shd w:fill="auto" w:val="clear"/>
-        <w:spacing w:before="0" w:lineRule="auto"/>
-        <w:rPr/>
+        <w:spacing w:before="0"/>
+        <w:rPr>
+          <w:rFonts w:ascii="Times New Roman" w:hAnsi="Times New Roman" w:cs="Times New Roman"/>
+        </w:rPr>
       </w:pPr>
       <w:r>
         <w:rPr>
-          <w:rtl w:val="0"/>
-        </w:rPr>
-        <w:t xml:space="preserve">2. Câu hỏi trắc nghiệm (Dành cho Bệnh nhân)</w:t>
+          <w:rFonts w:ascii="Times New Roman" w:hAnsi="Times New Roman" w:cs="Times New Roman"/>
+        </w:rPr>
+        <w:t>2. Câu hỏi trắc nghiệm (Dành cho Bệnh nhân)</w:t>
       </w:r>
     </w:p>
     <w:p>
       <w:pPr>
         <w:pBdr>
-          <w:top w:space="0" w:sz="0" w:val="nil"/>
-          <w:left w:space="0" w:sz="0" w:val="nil"/>
-          <w:bottom w:space="0" w:sz="0" w:val="nil"/>
-          <w:right w:space="0" w:sz="0" w:val="nil"/>
-          <w:between w:space="0" w:sz="0" w:val="nil"/>
+          <w:top w:val="nil"/>
+          <w:left w:val="nil"/>
+          <w:bottom w:val="nil"/>
+          <w:right w:val="nil"/>
+          <w:between w:val="nil"/>
         </w:pBdr>
-        <w:shd w:fill="auto" w:val="clear"/>
-        <w:spacing w:after="90" w:lineRule="auto"/>
-        <w:rPr/>
+        <w:spacing w:after="90"/>
+        <w:rPr>
+          <w:rFonts w:ascii="Times New Roman" w:hAnsi="Times New Roman" w:cs="Times New Roman"/>
+        </w:rPr>
       </w:pPr>
       <w:r>
         <w:rPr>
-          <w:b w:val="1"/>
-          <w:bCs w:val="1"/>
-          <w:rtl w:val="0"/>
-        </w:rPr>
-        <w:t xml:space="preserve">Câu hỏi:</w:t>
+          <w:rFonts w:ascii="Times New Roman" w:hAnsi="Times New Roman" w:cs="Times New Roman"/>
+          <w:b/>
+          <w:bCs/>
+        </w:rPr>
+        <w:t>Câu hỏi:</w:t>
       </w:r>
       <w:r>
         <w:rPr>
-          <w:rtl w:val="0"/>
+          <w:rFonts w:ascii="Times New Roman" w:hAnsi="Times New Roman" w:cs="Times New Roman"/>
         </w:rPr>
         <w:t xml:space="preserve"> "Bạn mong muốn nhận thông báo kết quả khám qua hình thức nào nhất?"</w:t>
       </w:r>
@@ -1376,27 +1222,27 @@
           <w:numId w:val="1"/>
         </w:numPr>
         <w:pBdr>
-          <w:top w:space="0" w:sz="0" w:val="nil"/>
-          <w:left w:space="0" w:sz="0" w:val="nil"/>
-          <w:bottom w:space="0" w:sz="0" w:val="nil"/>
-          <w:right w:space="0" w:sz="0" w:val="nil"/>
-          <w:between w:space="0" w:sz="0" w:val="nil"/>
+          <w:top w:val="nil"/>
+          <w:left w:val="nil"/>
+          <w:bottom w:val="nil"/>
+          <w:right w:val="nil"/>
+          <w:between w:val="nil"/>
         </w:pBdr>
-        <w:shd w:fill="auto" w:val="clear"/>
-        <w:spacing w:after="0" w:afterAutospacing="0" w:lineRule="auto"/>
-        <w:ind w:left="300" w:hanging="360"/>
+        <w:rPr>
+          <w:rFonts w:ascii="Times New Roman" w:hAnsi="Times New Roman" w:cs="Times New Roman"/>
+        </w:rPr>
       </w:pPr>
       <w:r>
         <w:rPr>
-          <w:b w:val="1"/>
-          <w:bCs w:val="1"/>
-          <w:rtl w:val="0"/>
-        </w:rPr>
-        <w:t xml:space="preserve">A.</w:t>
+          <w:rFonts w:ascii="Times New Roman" w:hAnsi="Times New Roman" w:cs="Times New Roman"/>
+          <w:b/>
+          <w:bCs/>
+        </w:rPr>
+        <w:t>A.</w:t>
       </w:r>
       <w:r>
         <w:rPr>
-          <w:rtl w:val="0"/>
+          <w:rFonts w:ascii="Times New Roman" w:hAnsi="Times New Roman" w:cs="Times New Roman"/>
         </w:rPr>
         <w:t xml:space="preserve"> Tin nhắn SMS / Zalo gửi về số điện thoại</w:t>
       </w:r>
@@ -1408,27 +1254,27 @@
           <w:numId w:val="1"/>
         </w:numPr>
         <w:pBdr>
-          <w:top w:space="0" w:sz="0" w:val="nil"/>
-          <w:left w:space="0" w:sz="0" w:val="nil"/>
-          <w:bottom w:space="0" w:sz="0" w:val="nil"/>
-          <w:right w:space="0" w:sz="0" w:val="nil"/>
-          <w:between w:space="0" w:sz="0" w:val="nil"/>
+          <w:top w:val="nil"/>
+          <w:left w:val="nil"/>
+          <w:bottom w:val="nil"/>
+          <w:right w:val="nil"/>
+          <w:between w:val="nil"/>
         </w:pBdr>
-        <w:shd w:fill="auto" w:val="clear"/>
-        <w:spacing w:after="0" w:afterAutospacing="0" w:before="0" w:beforeAutospacing="0" w:lineRule="auto"/>
-        <w:ind w:left="300" w:hanging="360"/>
+        <w:rPr>
+          <w:rFonts w:ascii="Times New Roman" w:hAnsi="Times New Roman" w:cs="Times New Roman"/>
+        </w:rPr>
       </w:pPr>
       <w:r>
         <w:rPr>
-          <w:b w:val="1"/>
-          <w:bCs w:val="1"/>
-          <w:rtl w:val="0"/>
-        </w:rPr>
-        <w:t xml:space="preserve">B.</w:t>
+          <w:rFonts w:ascii="Times New Roman" w:hAnsi="Times New Roman" w:cs="Times New Roman"/>
+          <w:b/>
+          <w:bCs/>
+        </w:rPr>
+        <w:t>B.</w:t>
       </w:r>
       <w:r>
         <w:rPr>
-          <w:rtl w:val="0"/>
+          <w:rFonts w:ascii="Times New Roman" w:hAnsi="Times New Roman" w:cs="Times New Roman"/>
         </w:rPr>
         <w:t xml:space="preserve"> Thông báo trực tiếp trên Ứng dụng di động (Mobile App) của phòng khám</w:t>
       </w:r>
@@ -1440,27 +1286,27 @@
           <w:numId w:val="1"/>
         </w:numPr>
         <w:pBdr>
-          <w:top w:space="0" w:sz="0" w:val="nil"/>
-          <w:left w:space="0" w:sz="0" w:val="nil"/>
-          <w:bottom w:space="0" w:sz="0" w:val="nil"/>
-          <w:right w:space="0" w:sz="0" w:val="nil"/>
-          <w:between w:space="0" w:sz="0" w:val="nil"/>
+          <w:top w:val="nil"/>
+          <w:left w:val="nil"/>
+          <w:bottom w:val="nil"/>
+          <w:right w:val="nil"/>
+          <w:between w:val="nil"/>
         </w:pBdr>
-        <w:shd w:fill="auto" w:val="clear"/>
-        <w:spacing w:after="0" w:afterAutospacing="0" w:before="0" w:beforeAutospacing="0" w:lineRule="auto"/>
-        <w:ind w:left="300" w:hanging="360"/>
+        <w:rPr>
+          <w:rFonts w:ascii="Times New Roman" w:hAnsi="Times New Roman" w:cs="Times New Roman"/>
+        </w:rPr>
       </w:pPr>
       <w:r>
         <w:rPr>
-          <w:b w:val="1"/>
-          <w:bCs w:val="1"/>
-          <w:rtl w:val="0"/>
-        </w:rPr>
-        <w:t xml:space="preserve">C.</w:t>
+          <w:rFonts w:ascii="Times New Roman" w:hAnsi="Times New Roman" w:cs="Times New Roman"/>
+          <w:b/>
+          <w:bCs/>
+        </w:rPr>
+        <w:t>C.</w:t>
       </w:r>
       <w:r>
         <w:rPr>
-          <w:rtl w:val="0"/>
+          <w:rFonts w:ascii="Times New Roman" w:hAnsi="Times New Roman" w:cs="Times New Roman"/>
         </w:rPr>
         <w:t xml:space="preserve"> Thư điện tử (Email)</w:t>
       </w:r>
@@ -1472,43 +1318,48 @@
           <w:numId w:val="1"/>
         </w:numPr>
         <w:pBdr>
-          <w:top w:space="0" w:sz="0" w:val="nil"/>
-          <w:left w:space="0" w:sz="0" w:val="nil"/>
-          <w:bottom w:space="0" w:sz="0" w:val="nil"/>
-          <w:right w:space="0" w:sz="0" w:val="nil"/>
-          <w:between w:space="0" w:sz="0" w:val="nil"/>
+          <w:top w:val="nil"/>
+          <w:left w:val="nil"/>
+          <w:bottom w:val="nil"/>
+          <w:right w:val="nil"/>
+          <w:between w:val="nil"/>
         </w:pBdr>
-        <w:shd w:fill="auto" w:val="clear"/>
-        <w:spacing w:after="90" w:before="0" w:beforeAutospacing="0" w:lineRule="auto"/>
-        <w:ind w:left="300" w:hanging="360"/>
+        <w:spacing w:after="90"/>
+        <w:rPr>
+          <w:rFonts w:ascii="Times New Roman" w:hAnsi="Times New Roman" w:cs="Times New Roman"/>
+        </w:rPr>
       </w:pPr>
       <w:r>
         <w:rPr>
-          <w:b w:val="1"/>
-          <w:bCs w:val="1"/>
-          <w:rtl w:val="0"/>
-        </w:rPr>
-        <w:t xml:space="preserve">D.</w:t>
+          <w:rFonts w:ascii="Times New Roman" w:hAnsi="Times New Roman" w:cs="Times New Roman"/>
+          <w:b/>
+          <w:bCs/>
+        </w:rPr>
+        <w:t>D.</w:t>
       </w:r>
       <w:r>
         <w:rPr>
-          <w:rtl w:val="0"/>
+          <w:rFonts w:ascii="Times New Roman" w:hAnsi="Times New Roman" w:cs="Times New Roman"/>
         </w:rPr>
         <w:t xml:space="preserve"> Nhận bản giấy trực tiếp tại quầy tiếp tân</w:t>
       </w:r>
     </w:p>
     <w:sectPr>
-      <w:pgSz w:h="15840" w:w="12240" w:orient="portrait"/>
-      <w:pgMar w:bottom="1440" w:top="1440" w:left="1440" w:right="1440" w:header="0" w:footer="720"/>
+      <w:pgSz w:w="12240" w:h="15840"/>
+      <w:pgMar w:top="1440" w:right="1440" w:bottom="1440" w:left="1440" w:header="0" w:footer="720" w:gutter="0"/>
       <w:pgNumType w:start="1"/>
+      <w:cols w:space="720"/>
     </w:sectPr>
   </w:body>
 </w:document>
 </file>
 
 <file path=word/numbering.xml><?xml version="1.0" encoding="utf-8"?>
-<w:numbering xmlns:mc="http://schemas.openxmlformats.org/markup-compatibility/2006" xmlns:o="urn:schemas-microsoft-com:office:office" xmlns:r="http://schemas.openxmlformats.org/officeDocument/2006/relationships" xmlns:m="http://schemas.openxmlformats.org/officeDocument/2006/math" xmlns:v="urn:schemas-microsoft-com:vml" xmlns:wp="http://schemas.openxmlformats.org/drawingml/2006/wordprocessingDrawing" xmlns:w10="urn:schemas-microsoft-com:office:word" xmlns:w="http://schemas.openxmlformats.org/wordprocessingml/2006/main" xmlns:wne="http://schemas.microsoft.com/office/word/2006/wordml" xmlns:sl="http://schemas.openxmlformats.org/schemaLibrary/2006/main" xmlns:a="http://schemas.openxmlformats.org/drawingml/2006/main" xmlns:pic="http://schemas.openxmlformats.org/drawingml/2006/picture" xmlns:c="http://schemas.openxmlformats.org/drawingml/2006/chart" xmlns:lc="http://schemas.openxmlformats.org/drawingml/2006/lockedCanvas" xmlns:dgm="http://schemas.openxmlformats.org/drawingml/2006/diagram" xmlns:wps="http://schemas.microsoft.com/office/word/2010/wordprocessingShape" xmlns:wpg="http://schemas.microsoft.com/office/word/2010/wordprocessingGroup" xmlns:w14="http://schemas.microsoft.com/office/word/2010/wordml" xmlns:w15="http://schemas.microsoft.com/office/word/2012/wordml" xmlns:w16="http://schemas.microsoft.com/office/word/2018/wordml" xmlns:w16cex="http://schemas.microsoft.com/office/word/2018/wordml/cex" xmlns:w16cid="http://schemas.microsoft.com/office/word/2016/wordml/cid" xmlns="http://schemas.microsoft.com/office/tasks/2019/documenttasks" xmlns:cr="http://schemas.microsoft.com/office/comments/2020/reactions">
-  <w:abstractNum w:abstractNumId="1">
+<w:numbering xmlns:wpc="http://schemas.microsoft.com/office/word/2010/wordprocessingCanvas" xmlns:cx="http://schemas.microsoft.com/office/drawing/2014/chartex" xmlns:cx1="http://schemas.microsoft.com/office/drawing/2015/9/8/chartex" xmlns:cx2="http://schemas.microsoft.com/office/drawing/2015/10/21/chartex" xmlns:cx3="http://schemas.microsoft.com/office/drawing/2016/5/9/chartex" xmlns:cx4="http://schemas.microsoft.com/office/drawing/2016/5/10/chartex" xmlns:cx5="http://schemas.microsoft.com/office/drawing/2016/5/11/chartex" xmlns:cx6="http://schemas.microsoft.com/office/drawing/2016/5/12/chartex" xmlns:cx7="http://schemas.microsoft.com/office/drawing/2016/5/13/chartex" xmlns:cx8="http://schemas.microsoft.com/office/drawing/2016/5/14/chartex" xmlns:mc="http://schemas.openxmlformats.org/markup-compatibility/2006" xmlns:aink="http://schemas.microsoft.com/office/drawing/2016/ink" xmlns:am3d="http://schemas.microsoft.com/office/drawing/2017/model3d" xmlns:o="urn:schemas-microsoft-com:office:office" xmlns:oel="http://schemas.microsoft.com/office/2019/extlst" xmlns:r="http://schemas.openxmlformats.org/officeDocument/2006/relationships" xmlns:m="http://schemas.openxmlformats.org/officeDocument/2006/math" xmlns:v="urn:schemas-microsoft-com:vml" xmlns:wp14="http://schemas.microsoft.com/office/word/2010/wordprocessingDrawing" xmlns:wp="http://schemas.openxmlformats.org/drawingml/2006/wordprocessingDrawing" xmlns:w10="urn:schemas-microsoft-com:office:word" xmlns:w="http://schemas.openxmlformats.org/wordprocessingml/2006/main" xmlns:w14="http://schemas.microsoft.com/office/word/2010/wordml" xmlns:w15="http://schemas.microsoft.com/office/word/2012/wordml" xmlns:w16cex="http://schemas.microsoft.com/office/word/2018/wordml/cex" xmlns:w16cid="http://schemas.microsoft.com/office/word/2016/wordml/cid" xmlns:w16="http://schemas.microsoft.com/office/word/2018/wordml" xmlns:w16du="http://schemas.microsoft.com/office/word/2023/wordml/word16du" xmlns:w16sdtdh="http://schemas.microsoft.com/office/word/2020/wordml/sdtdatahash" xmlns:w16sdtfl="http://schemas.microsoft.com/office/word/2024/wordml/sdtformatlock" xmlns:w16se="http://schemas.microsoft.com/office/word/2015/wordml/symex" xmlns:wpg="http://schemas.microsoft.com/office/word/2010/wordprocessingGroup" xmlns:wpi="http://schemas.microsoft.com/office/word/2010/wordprocessingInk" xmlns:wne="http://schemas.microsoft.com/office/word/2006/wordml" xmlns:wps="http://schemas.microsoft.com/office/word/2010/wordprocessingShape" mc:Ignorable="w14 w15 w16se w16cid w16 w16cex w16sdtdh w16sdtfl w16du wp14">
+  <w:abstractNum w:abstractNumId="0" w15:restartNumberingAfterBreak="0">
+    <w:nsid w:val="47596761"/>
+    <w:multiLevelType w:val="multilevel"/>
+    <w:tmpl w:val="09E63436"/>
     <w:lvl w:ilvl="0">
       <w:start w:val="1"/>
       <w:numFmt w:val="bullet"/>
@@ -1518,7 +1369,7 @@
         <w:ind w:left="300" w:hanging="360"/>
       </w:pPr>
       <w:rPr>
-        <w:rFonts w:ascii="Arial" w:cs="Arial" w:eastAsia="Arial" w:hAnsi="Arial"/>
+        <w:rFonts w:ascii="Arial" w:eastAsia="Arial" w:hAnsi="Arial" w:cs="Arial"/>
         <w:b w:val="0"/>
         <w:bCs w:val="0"/>
         <w:i w:val="0"/>
@@ -1529,7 +1380,7 @@
         <w:sz w:val="22"/>
         <w:szCs w:val="22"/>
         <w:u w:val="none"/>
-        <w:shd w:fill="auto" w:val="clear"/>
+        <w:shd w:val="clear" w:color="auto" w:fill="auto"/>
         <w:vertAlign w:val="baseline"/>
       </w:rPr>
     </w:lvl>
@@ -1542,7 +1393,7 @@
         <w:ind w:left="1440" w:hanging="360"/>
       </w:pPr>
       <w:rPr>
-        <w:rFonts w:ascii="Arial" w:cs="Arial" w:eastAsia="Arial" w:hAnsi="Arial"/>
+        <w:rFonts w:ascii="Arial" w:eastAsia="Arial" w:hAnsi="Arial" w:cs="Arial"/>
         <w:b w:val="0"/>
         <w:bCs w:val="0"/>
         <w:i w:val="0"/>
@@ -1553,7 +1404,7 @@
         <w:sz w:val="22"/>
         <w:szCs w:val="22"/>
         <w:u w:val="none"/>
-        <w:shd w:fill="auto" w:val="clear"/>
+        <w:shd w:val="clear" w:color="auto" w:fill="auto"/>
         <w:vertAlign w:val="baseline"/>
       </w:rPr>
     </w:lvl>
@@ -1566,7 +1417,7 @@
         <w:ind w:left="2160" w:hanging="360"/>
       </w:pPr>
       <w:rPr>
-        <w:rFonts w:ascii="Arial" w:cs="Arial" w:eastAsia="Arial" w:hAnsi="Arial"/>
+        <w:rFonts w:ascii="Arial" w:eastAsia="Arial" w:hAnsi="Arial" w:cs="Arial"/>
         <w:b w:val="0"/>
         <w:bCs w:val="0"/>
         <w:i w:val="0"/>
@@ -1577,7 +1428,7 @@
         <w:sz w:val="22"/>
         <w:szCs w:val="22"/>
         <w:u w:val="none"/>
-        <w:shd w:fill="auto" w:val="clear"/>
+        <w:shd w:val="clear" w:color="auto" w:fill="auto"/>
         <w:vertAlign w:val="baseline"/>
       </w:rPr>
     </w:lvl>
@@ -1590,7 +1441,7 @@
         <w:ind w:left="2880" w:hanging="360"/>
       </w:pPr>
       <w:rPr>
-        <w:rFonts w:ascii="Arial" w:cs="Arial" w:eastAsia="Arial" w:hAnsi="Arial"/>
+        <w:rFonts w:ascii="Arial" w:eastAsia="Arial" w:hAnsi="Arial" w:cs="Arial"/>
         <w:b w:val="0"/>
         <w:bCs w:val="0"/>
         <w:i w:val="0"/>
@@ -1601,7 +1452,7 @@
         <w:sz w:val="22"/>
         <w:szCs w:val="22"/>
         <w:u w:val="none"/>
-        <w:shd w:fill="auto" w:val="clear"/>
+        <w:shd w:val="clear" w:color="auto" w:fill="auto"/>
         <w:vertAlign w:val="baseline"/>
       </w:rPr>
     </w:lvl>
@@ -1614,7 +1465,7 @@
         <w:ind w:left="3600" w:hanging="360"/>
       </w:pPr>
       <w:rPr>
-        <w:rFonts w:ascii="Arial" w:cs="Arial" w:eastAsia="Arial" w:hAnsi="Arial"/>
+        <w:rFonts w:ascii="Arial" w:eastAsia="Arial" w:hAnsi="Arial" w:cs="Arial"/>
         <w:b w:val="0"/>
         <w:bCs w:val="0"/>
         <w:i w:val="0"/>
@@ -1625,7 +1476,7 @@
         <w:sz w:val="22"/>
         <w:szCs w:val="22"/>
         <w:u w:val="none"/>
-        <w:shd w:fill="auto" w:val="clear"/>
+        <w:shd w:val="clear" w:color="auto" w:fill="auto"/>
         <w:vertAlign w:val="baseline"/>
       </w:rPr>
     </w:lvl>
@@ -1638,7 +1489,7 @@
         <w:ind w:left="4320" w:hanging="360"/>
       </w:pPr>
       <w:rPr>
-        <w:rFonts w:ascii="Arial" w:cs="Arial" w:eastAsia="Arial" w:hAnsi="Arial"/>
+        <w:rFonts w:ascii="Arial" w:eastAsia="Arial" w:hAnsi="Arial" w:cs="Arial"/>
         <w:b w:val="0"/>
         <w:bCs w:val="0"/>
         <w:i w:val="0"/>
@@ -1649,7 +1500,7 @@
         <w:sz w:val="22"/>
         <w:szCs w:val="22"/>
         <w:u w:val="none"/>
-        <w:shd w:fill="auto" w:val="clear"/>
+        <w:shd w:val="clear" w:color="auto" w:fill="auto"/>
         <w:vertAlign w:val="baseline"/>
       </w:rPr>
     </w:lvl>
@@ -1662,7 +1513,7 @@
         <w:ind w:left="5040" w:hanging="360"/>
       </w:pPr>
       <w:rPr>
-        <w:rFonts w:ascii="Arial" w:cs="Arial" w:eastAsia="Arial" w:hAnsi="Arial"/>
+        <w:rFonts w:ascii="Arial" w:eastAsia="Arial" w:hAnsi="Arial" w:cs="Arial"/>
         <w:b w:val="0"/>
         <w:bCs w:val="0"/>
         <w:i w:val="0"/>
@@ -1673,7 +1524,7 @@
         <w:sz w:val="22"/>
         <w:szCs w:val="22"/>
         <w:u w:val="none"/>
-        <w:shd w:fill="auto" w:val="clear"/>
+        <w:shd w:val="clear" w:color="auto" w:fill="auto"/>
         <w:vertAlign w:val="baseline"/>
       </w:rPr>
     </w:lvl>
@@ -1686,7 +1537,7 @@
         <w:ind w:left="5760" w:hanging="360"/>
       </w:pPr>
       <w:rPr>
-        <w:rFonts w:ascii="Arial" w:cs="Arial" w:eastAsia="Arial" w:hAnsi="Arial"/>
+        <w:rFonts w:ascii="Arial" w:eastAsia="Arial" w:hAnsi="Arial" w:cs="Arial"/>
         <w:b w:val="0"/>
         <w:bCs w:val="0"/>
         <w:i w:val="0"/>
@@ -1697,7 +1548,7 @@
         <w:sz w:val="22"/>
         <w:szCs w:val="22"/>
         <w:u w:val="none"/>
-        <w:shd w:fill="auto" w:val="clear"/>
+        <w:shd w:val="clear" w:color="auto" w:fill="auto"/>
         <w:vertAlign w:val="baseline"/>
       </w:rPr>
     </w:lvl>
@@ -1710,7 +1561,7 @@
         <w:ind w:left="6480" w:hanging="360"/>
       </w:pPr>
       <w:rPr>
-        <w:rFonts w:ascii="Arial" w:cs="Arial" w:eastAsia="Arial" w:hAnsi="Arial"/>
+        <w:rFonts w:ascii="Arial" w:eastAsia="Arial" w:hAnsi="Arial" w:cs="Arial"/>
         <w:b w:val="0"/>
         <w:bCs w:val="0"/>
         <w:i w:val="0"/>
@@ -1721,25 +1572,26 @@
         <w:sz w:val="22"/>
         <w:szCs w:val="22"/>
         <w:u w:val="none"/>
-        <w:shd w:fill="auto" w:val="clear"/>
+        <w:shd w:val="clear" w:color="auto" w:fill="auto"/>
         <w:vertAlign w:val="baseline"/>
       </w:rPr>
     </w:lvl>
   </w:abstractNum>
-  <w:num w:numId="1">
-    <w:abstractNumId w:val="1"/>
+  <w:num w:numId="1" w16cid:durableId="328604550">
+    <w:abstractNumId w:val="0"/>
   </w:num>
 </w:numbering>
 </file>
 
 <file path=word/styles.xml><?xml version="1.0" encoding="utf-8"?>
-<w:styles xmlns:mc="http://schemas.openxmlformats.org/markup-compatibility/2006" xmlns:o="urn:schemas-microsoft-com:office:office" xmlns:r="http://schemas.openxmlformats.org/officeDocument/2006/relationships" xmlns:m="http://schemas.openxmlformats.org/officeDocument/2006/math" xmlns:v="urn:schemas-microsoft-com:vml" xmlns:wp="http://schemas.openxmlformats.org/drawingml/2006/wordprocessingDrawing" xmlns:w10="urn:schemas-microsoft-com:office:word" xmlns:w="http://schemas.openxmlformats.org/wordprocessingml/2006/main" xmlns:wne="http://schemas.microsoft.com/office/word/2006/wordml" xmlns:sl="http://schemas.openxmlformats.org/schemaLibrary/2006/main" xmlns:a="http://schemas.openxmlformats.org/drawingml/2006/main" xmlns:pic="http://schemas.openxmlformats.org/drawingml/2006/picture" xmlns:c="http://schemas.openxmlformats.org/drawingml/2006/chart" xmlns:lc="http://schemas.openxmlformats.org/drawingml/2006/lockedCanvas" xmlns:dgm="http://schemas.openxmlformats.org/drawingml/2006/diagram" xmlns:wps="http://schemas.microsoft.com/office/word/2010/wordprocessingShape" xmlns:wpg="http://schemas.microsoft.com/office/word/2010/wordprocessingGroup" xmlns:w14="http://schemas.microsoft.com/office/word/2010/wordml" xmlns:w15="http://schemas.microsoft.com/office/word/2012/wordml" xmlns:w16="http://schemas.microsoft.com/office/word/2018/wordml" xmlns:w16cex="http://schemas.microsoft.com/office/word/2018/wordml/cex" xmlns:w16cid="http://schemas.microsoft.com/office/word/2016/wordml/cid" xmlns="http://schemas.microsoft.com/office/tasks/2019/documenttasks" xmlns:cr="http://schemas.microsoft.com/office/comments/2020/reactions">
+<w:styles xmlns:mc="http://schemas.openxmlformats.org/markup-compatibility/2006" xmlns:r="http://schemas.openxmlformats.org/officeDocument/2006/relationships" xmlns:w="http://schemas.openxmlformats.org/wordprocessingml/2006/main" xmlns:w14="http://schemas.microsoft.com/office/word/2010/wordml" xmlns:w15="http://schemas.microsoft.com/office/word/2012/wordml" xmlns:w16cex="http://schemas.microsoft.com/office/word/2018/wordml/cex" xmlns:w16cid="http://schemas.microsoft.com/office/word/2016/wordml/cid" xmlns:w16="http://schemas.microsoft.com/office/word/2018/wordml" xmlns:w16du="http://schemas.microsoft.com/office/word/2023/wordml/word16du" xmlns:w16sdtdh="http://schemas.microsoft.com/office/word/2020/wordml/sdtdatahash" xmlns:w16sdtfl="http://schemas.microsoft.com/office/word/2024/wordml/sdtformatlock" xmlns:w16se="http://schemas.microsoft.com/office/word/2015/wordml/symex" mc:Ignorable="w14 w15 w16se w16cid w16 w16cex w16sdtdh w16sdtfl w16du">
   <w:docDefaults>
     <w:rPrDefault>
       <w:rPr>
-        <w:rFonts w:ascii="Arial" w:cs="Arial" w:eastAsia="Arial" w:hAnsi="Arial"/>
+        <w:rFonts w:ascii="Arial" w:eastAsia="Arial" w:hAnsi="Arial" w:cs="Arial"/>
         <w:sz w:val="22"/>
         <w:szCs w:val="22"/>
+        <w:lang w:val="en-US" w:eastAsia="en-US" w:bidi="ar-SA"/>
       </w:rPr>
     </w:rPrDefault>
     <w:pPrDefault>
@@ -1749,41 +1601,409 @@
       </w:pPr>
     </w:pPrDefault>
   </w:docDefaults>
-  <w:style w:type="table" w:styleId="TableNormal" w:default="1">
-    <w:name w:val="TableNormal"/>
-    <w:tblPr>
-      <w:tblCellMar>
-        <w:top w:w="100.0" w:type="dxa"/>
-        <w:left w:w="100.0" w:type="dxa"/>
-        <w:bottom w:w="100.0" w:type="dxa"/>
-        <w:right w:w="100.0" w:type="dxa"/>
-      </w:tblCellMar>
-    </w:tblPr>
-  </w:style>
-  <w:style w:type="paragraph" w:styleId="Normal" w:default="1">
-    <w:name w:val="normal"/>
+  <w:latentStyles w:defLockedState="0" w:defUIPriority="99" w:defSemiHidden="0" w:defUnhideWhenUsed="0" w:defQFormat="0" w:count="376">
+    <w:lsdException w:name="Normal" w:uiPriority="0" w:qFormat="1"/>
+    <w:lsdException w:name="heading 1" w:uiPriority="9" w:qFormat="1"/>
+    <w:lsdException w:name="heading 2" w:semiHidden="1" w:uiPriority="9" w:unhideWhenUsed="1" w:qFormat="1"/>
+    <w:lsdException w:name="heading 3" w:semiHidden="1" w:uiPriority="9" w:unhideWhenUsed="1" w:qFormat="1"/>
+    <w:lsdException w:name="heading 4" w:semiHidden="1" w:uiPriority="9" w:unhideWhenUsed="1" w:qFormat="1"/>
+    <w:lsdException w:name="heading 5" w:semiHidden="1" w:uiPriority="9" w:unhideWhenUsed="1" w:qFormat="1"/>
+    <w:lsdException w:name="heading 6" w:semiHidden="1" w:uiPriority="9" w:unhideWhenUsed="1" w:qFormat="1"/>
+    <w:lsdException w:name="heading 7" w:semiHidden="1" w:uiPriority="9" w:unhideWhenUsed="1" w:qFormat="1"/>
+    <w:lsdException w:name="heading 8" w:semiHidden="1" w:uiPriority="9" w:unhideWhenUsed="1" w:qFormat="1"/>
+    <w:lsdException w:name="heading 9" w:semiHidden="1" w:uiPriority="9" w:unhideWhenUsed="1" w:qFormat="1"/>
+    <w:lsdException w:name="index 1" w:semiHidden="1" w:unhideWhenUsed="1"/>
+    <w:lsdException w:name="index 2" w:semiHidden="1" w:unhideWhenUsed="1"/>
+    <w:lsdException w:name="index 3" w:semiHidden="1" w:unhideWhenUsed="1"/>
+    <w:lsdException w:name="index 4" w:semiHidden="1" w:unhideWhenUsed="1"/>
+    <w:lsdException w:name="index 5" w:semiHidden="1" w:unhideWhenUsed="1"/>
+    <w:lsdException w:name="index 6" w:semiHidden="1" w:unhideWhenUsed="1"/>
+    <w:lsdException w:name="index 7" w:semiHidden="1" w:unhideWhenUsed="1"/>
+    <w:lsdException w:name="index 8" w:semiHidden="1" w:unhideWhenUsed="1"/>
+    <w:lsdException w:name="index 9" w:semiHidden="1" w:unhideWhenUsed="1"/>
+    <w:lsdException w:name="toc 1" w:semiHidden="1" w:uiPriority="39" w:unhideWhenUsed="1"/>
+    <w:lsdException w:name="toc 2" w:semiHidden="1" w:uiPriority="39" w:unhideWhenUsed="1"/>
+    <w:lsdException w:name="toc 3" w:semiHidden="1" w:uiPriority="39" w:unhideWhenUsed="1"/>
+    <w:lsdException w:name="toc 4" w:semiHidden="1" w:uiPriority="39" w:unhideWhenUsed="1"/>
+    <w:lsdException w:name="toc 5" w:semiHidden="1" w:uiPriority="39" w:unhideWhenUsed="1"/>
+    <w:lsdException w:name="toc 6" w:semiHidden="1" w:uiPriority="39" w:unhideWhenUsed="1"/>
+    <w:lsdException w:name="toc 7" w:semiHidden="1" w:uiPriority="39" w:unhideWhenUsed="1"/>
+    <w:lsdException w:name="toc 8" w:semiHidden="1" w:uiPriority="39" w:unhideWhenUsed="1"/>
+    <w:lsdException w:name="toc 9" w:semiHidden="1" w:uiPriority="39" w:unhideWhenUsed="1"/>
+    <w:lsdException w:name="Normal Indent" w:semiHidden="1" w:unhideWhenUsed="1"/>
+    <w:lsdException w:name="footnote text" w:semiHidden="1" w:unhideWhenUsed="1"/>
+    <w:lsdException w:name="annotation text" w:semiHidden="1" w:unhideWhenUsed="1"/>
+    <w:lsdException w:name="header" w:semiHidden="1" w:unhideWhenUsed="1"/>
+    <w:lsdException w:name="footer" w:semiHidden="1" w:unhideWhenUsed="1"/>
+    <w:lsdException w:name="index heading" w:semiHidden="1" w:unhideWhenUsed="1"/>
+    <w:lsdException w:name="caption" w:semiHidden="1" w:uiPriority="35" w:unhideWhenUsed="1" w:qFormat="1"/>
+    <w:lsdException w:name="table of figures" w:semiHidden="1" w:unhideWhenUsed="1"/>
+    <w:lsdException w:name="envelope address" w:semiHidden="1" w:unhideWhenUsed="1"/>
+    <w:lsdException w:name="envelope return" w:semiHidden="1" w:unhideWhenUsed="1"/>
+    <w:lsdException w:name="footnote reference" w:semiHidden="1" w:unhideWhenUsed="1"/>
+    <w:lsdException w:name="annotation reference" w:semiHidden="1" w:unhideWhenUsed="1"/>
+    <w:lsdException w:name="line number" w:semiHidden="1" w:unhideWhenUsed="1"/>
+    <w:lsdException w:name="page number" w:semiHidden="1" w:unhideWhenUsed="1"/>
+    <w:lsdException w:name="endnote reference" w:semiHidden="1" w:unhideWhenUsed="1"/>
+    <w:lsdException w:name="endnote text" w:semiHidden="1" w:unhideWhenUsed="1"/>
+    <w:lsdException w:name="table of authorities" w:semiHidden="1" w:unhideWhenUsed="1"/>
+    <w:lsdException w:name="macro" w:semiHidden="1" w:unhideWhenUsed="1"/>
+    <w:lsdException w:name="toa heading" w:semiHidden="1" w:unhideWhenUsed="1"/>
+    <w:lsdException w:name="List" w:semiHidden="1" w:unhideWhenUsed="1"/>
+    <w:lsdException w:name="List Bullet" w:semiHidden="1" w:unhideWhenUsed="1"/>
+    <w:lsdException w:name="List Number" w:semiHidden="1" w:unhideWhenUsed="1"/>
+    <w:lsdException w:name="List 2" w:semiHidden="1" w:unhideWhenUsed="1"/>
+    <w:lsdException w:name="List 3" w:semiHidden="1" w:unhideWhenUsed="1"/>
+    <w:lsdException w:name="List 4" w:semiHidden="1" w:unhideWhenUsed="1"/>
+    <w:lsdException w:name="List 5" w:semiHidden="1" w:unhideWhenUsed="1"/>
+    <w:lsdException w:name="List Bullet 2" w:semiHidden="1" w:unhideWhenUsed="1"/>
+    <w:lsdException w:name="List Bullet 3" w:semiHidden="1" w:unhideWhenUsed="1"/>
+    <w:lsdException w:name="List Bullet 4" w:semiHidden="1" w:unhideWhenUsed="1"/>
+    <w:lsdException w:name="List Bullet 5" w:semiHidden="1" w:unhideWhenUsed="1"/>
+    <w:lsdException w:name="List Number 2" w:semiHidden="1" w:unhideWhenUsed="1"/>
+    <w:lsdException w:name="List Number 3" w:semiHidden="1" w:unhideWhenUsed="1"/>
+    <w:lsdException w:name="List Number 4" w:semiHidden="1" w:unhideWhenUsed="1"/>
+    <w:lsdException w:name="List Number 5" w:semiHidden="1" w:unhideWhenUsed="1"/>
+    <w:lsdException w:name="Title" w:uiPriority="10" w:qFormat="1"/>
+    <w:lsdException w:name="Closing" w:semiHidden="1" w:unhideWhenUsed="1"/>
+    <w:lsdException w:name="Signature" w:semiHidden="1" w:unhideWhenUsed="1"/>
+    <w:lsdException w:name="Default Paragraph Font" w:semiHidden="1" w:uiPriority="1" w:unhideWhenUsed="1"/>
+    <w:lsdException w:name="Body Text" w:semiHidden="1" w:unhideWhenUsed="1"/>
+    <w:lsdException w:name="Body Text Indent" w:semiHidden="1" w:unhideWhenUsed="1"/>
+    <w:lsdException w:name="List Continue" w:semiHidden="1" w:unhideWhenUsed="1"/>
+    <w:lsdException w:name="List Continue 2" w:semiHidden="1" w:unhideWhenUsed="1"/>
+    <w:lsdException w:name="List Continue 3" w:semiHidden="1" w:unhideWhenUsed="1"/>
+    <w:lsdException w:name="List Continue 4" w:semiHidden="1" w:unhideWhenUsed="1"/>
+    <w:lsdException w:name="List Continue 5" w:semiHidden="1" w:unhideWhenUsed="1"/>
+    <w:lsdException w:name="Message Header" w:semiHidden="1" w:unhideWhenUsed="1"/>
+    <w:lsdException w:name="Subtitle" w:uiPriority="11" w:qFormat="1"/>
+    <w:lsdException w:name="Salutation" w:semiHidden="1" w:unhideWhenUsed="1"/>
+    <w:lsdException w:name="Date" w:semiHidden="1" w:unhideWhenUsed="1"/>
+    <w:lsdException w:name="Body Text First Indent" w:semiHidden="1" w:unhideWhenUsed="1"/>
+    <w:lsdException w:name="Body Text First Indent 2" w:semiHidden="1" w:unhideWhenUsed="1"/>
+    <w:lsdException w:name="Note Heading" w:semiHidden="1" w:unhideWhenUsed="1"/>
+    <w:lsdException w:name="Body Text 2" w:semiHidden="1" w:unhideWhenUsed="1"/>
+    <w:lsdException w:name="Body Text 3" w:semiHidden="1" w:unhideWhenUsed="1"/>
+    <w:lsdException w:name="Body Text Indent 2" w:semiHidden="1" w:unhideWhenUsed="1"/>
+    <w:lsdException w:name="Body Text Indent 3" w:semiHidden="1" w:unhideWhenUsed="1"/>
+    <w:lsdException w:name="Block Text" w:semiHidden="1" w:unhideWhenUsed="1"/>
+    <w:lsdException w:name="Hyperlink" w:semiHidden="1" w:unhideWhenUsed="1"/>
+    <w:lsdException w:name="FollowedHyperlink" w:semiHidden="1" w:unhideWhenUsed="1"/>
+    <w:lsdException w:name="Strong" w:uiPriority="22" w:qFormat="1"/>
+    <w:lsdException w:name="Emphasis" w:uiPriority="20" w:qFormat="1"/>
+    <w:lsdException w:name="Document Map" w:semiHidden="1" w:unhideWhenUsed="1"/>
+    <w:lsdException w:name="Plain Text" w:semiHidden="1" w:unhideWhenUsed="1"/>
+    <w:lsdException w:name="E-mail Signature" w:semiHidden="1" w:unhideWhenUsed="1"/>
+    <w:lsdException w:name="HTML Top of Form" w:semiHidden="1" w:unhideWhenUsed="1"/>
+    <w:lsdException w:name="HTML Bottom of Form" w:semiHidden="1" w:unhideWhenUsed="1"/>
+    <w:lsdException w:name="Normal (Web)" w:semiHidden="1" w:unhideWhenUsed="1"/>
+    <w:lsdException w:name="HTML Acronym" w:semiHidden="1" w:unhideWhenUsed="1"/>
+    <w:lsdException w:name="HTML Address" w:semiHidden="1" w:unhideWhenUsed="1"/>
+    <w:lsdException w:name="HTML Cite" w:semiHidden="1" w:unhideWhenUsed="1"/>
+    <w:lsdException w:name="HTML Code" w:semiHidden="1" w:unhideWhenUsed="1"/>
+    <w:lsdException w:name="HTML Definition" w:semiHidden="1" w:unhideWhenUsed="1"/>
+    <w:lsdException w:name="HTML Keyboard" w:semiHidden="1" w:unhideWhenUsed="1"/>
+    <w:lsdException w:name="HTML Preformatted" w:semiHidden="1" w:unhideWhenUsed="1"/>
+    <w:lsdException w:name="HTML Sample" w:semiHidden="1" w:unhideWhenUsed="1"/>
+    <w:lsdException w:name="HTML Typewriter" w:semiHidden="1" w:unhideWhenUsed="1"/>
+    <w:lsdException w:name="HTML Variable" w:semiHidden="1" w:unhideWhenUsed="1"/>
+    <w:lsdException w:name="Normal Table" w:semiHidden="1" w:unhideWhenUsed="1"/>
+    <w:lsdException w:name="annotation subject" w:semiHidden="1" w:unhideWhenUsed="1"/>
+    <w:lsdException w:name="No List" w:semiHidden="1" w:unhideWhenUsed="1"/>
+    <w:lsdException w:name="Outline List 1" w:semiHidden="1" w:unhideWhenUsed="1"/>
+    <w:lsdException w:name="Outline List 2" w:semiHidden="1" w:unhideWhenUsed="1"/>
+    <w:lsdException w:name="Outline List 3" w:semiHidden="1" w:unhideWhenUsed="1"/>
+    <w:lsdException w:name="Table Simple 1" w:semiHidden="1" w:unhideWhenUsed="1"/>
+    <w:lsdException w:name="Table Simple 2" w:semiHidden="1" w:unhideWhenUsed="1"/>
+    <w:lsdException w:name="Table Simple 3" w:semiHidden="1" w:unhideWhenUsed="1"/>
+    <w:lsdException w:name="Table Classic 1" w:semiHidden="1" w:unhideWhenUsed="1"/>
+    <w:lsdException w:name="Table Classic 2" w:semiHidden="1" w:unhideWhenUsed="1"/>
+    <w:lsdException w:name="Table Classic 3" w:semiHidden="1" w:unhideWhenUsed="1"/>
+    <w:lsdException w:name="Table Classic 4" w:semiHidden="1" w:unhideWhenUsed="1"/>
+    <w:lsdException w:name="Table Colorful 1" w:semiHidden="1" w:unhideWhenUsed="1"/>
+    <w:lsdException w:name="Table Colorful 2" w:semiHidden="1" w:unhideWhenUsed="1"/>
+    <w:lsdException w:name="Table Colorful 3" w:semiHidden="1" w:unhideWhenUsed="1"/>
+    <w:lsdException w:name="Table Columns 1" w:semiHidden="1" w:unhideWhenUsed="1"/>
+    <w:lsdException w:name="Table Columns 2" w:semiHidden="1" w:unhideWhenUsed="1"/>
+    <w:lsdException w:name="Table Columns 3" w:semiHidden="1" w:unhideWhenUsed="1"/>
+    <w:lsdException w:name="Table Columns 4" w:semiHidden="1" w:unhideWhenUsed="1"/>
+    <w:lsdException w:name="Table Columns 5" w:semiHidden="1" w:unhideWhenUsed="1"/>
+    <w:lsdException w:name="Table Grid 1" w:semiHidden="1" w:unhideWhenUsed="1"/>
+    <w:lsdException w:name="Table Grid 2" w:semiHidden="1" w:unhideWhenUsed="1"/>
+    <w:lsdException w:name="Table Grid 3" w:semiHidden="1" w:unhideWhenUsed="1"/>
+    <w:lsdException w:name="Table Grid 4" w:semiHidden="1" w:unhideWhenUsed="1"/>
+    <w:lsdException w:name="Table Grid 5" w:semiHidden="1" w:unhideWhenUsed="1"/>
+    <w:lsdException w:name="Table Grid 6" w:semiHidden="1" w:unhideWhenUsed="1"/>
+    <w:lsdException w:name="Table Grid 7" w:semiHidden="1" w:unhideWhenUsed="1"/>
+    <w:lsdException w:name="Table Grid 8" w:semiHidden="1" w:unhideWhenUsed="1"/>
+    <w:lsdException w:name="Table List 1" w:semiHidden="1" w:unhideWhenUsed="1"/>
+    <w:lsdException w:name="Table List 2" w:semiHidden="1" w:unhideWhenUsed="1"/>
+    <w:lsdException w:name="Table List 3" w:semiHidden="1" w:unhideWhenUsed="1"/>
+    <w:lsdException w:name="Table List 4" w:semiHidden="1" w:unhideWhenUsed="1"/>
+    <w:lsdException w:name="Table List 5" w:semiHidden="1" w:unhideWhenUsed="1"/>
+    <w:lsdException w:name="Table List 6" w:semiHidden="1" w:unhideWhenUsed="1"/>
+    <w:lsdException w:name="Table List 7" w:semiHidden="1" w:unhideWhenUsed="1"/>
+    <w:lsdException w:name="Table List 8" w:semiHidden="1" w:unhideWhenUsed="1"/>
+    <w:lsdException w:name="Table 3D effects 1" w:semiHidden="1" w:unhideWhenUsed="1"/>
+    <w:lsdException w:name="Table 3D effects 2" w:semiHidden="1" w:unhideWhenUsed="1"/>
+    <w:lsdException w:name="Table 3D effects 3" w:semiHidden="1" w:unhideWhenUsed="1"/>
+    <w:lsdException w:name="Table Contemporary" w:semiHidden="1" w:unhideWhenUsed="1"/>
+    <w:lsdException w:name="Table Elegant" w:semiHidden="1" w:unhideWhenUsed="1"/>
+    <w:lsdException w:name="Table Professional" w:semiHidden="1" w:unhideWhenUsed="1"/>
+    <w:lsdException w:name="Table Subtle 1" w:semiHidden="1" w:unhideWhenUsed="1"/>
+    <w:lsdException w:name="Table Subtle 2" w:semiHidden="1" w:unhideWhenUsed="1"/>
+    <w:lsdException w:name="Table Web 1" w:semiHidden="1" w:unhideWhenUsed="1"/>
+    <w:lsdException w:name="Table Web 2" w:semiHidden="1" w:unhideWhenUsed="1"/>
+    <w:lsdException w:name="Table Web 3" w:semiHidden="1" w:unhideWhenUsed="1"/>
+    <w:lsdException w:name="Balloon Text" w:semiHidden="1" w:unhideWhenUsed="1"/>
+    <w:lsdException w:name="Table Grid" w:uiPriority="39"/>
+    <w:lsdException w:name="Table Theme" w:semiHidden="1" w:unhideWhenUsed="1"/>
+    <w:lsdException w:name="Placeholder Text" w:semiHidden="1"/>
+    <w:lsdException w:name="No Spacing" w:uiPriority="1" w:qFormat="1"/>
+    <w:lsdException w:name="Light Shading" w:uiPriority="60"/>
+    <w:lsdException w:name="Light List" w:uiPriority="61"/>
+    <w:lsdException w:name="Light Grid" w:uiPriority="62"/>
+    <w:lsdException w:name="Medium Shading 1" w:uiPriority="63"/>
+    <w:lsdException w:name="Medium Shading 2" w:uiPriority="64"/>
+    <w:lsdException w:name="Medium List 1" w:uiPriority="65"/>
+    <w:lsdException w:name="Medium List 2" w:uiPriority="66"/>
+    <w:lsdException w:name="Medium Grid 1" w:uiPriority="67"/>
+    <w:lsdException w:name="Medium Grid 2" w:uiPriority="68"/>
+    <w:lsdException w:name="Medium Grid 3" w:uiPriority="69"/>
+    <w:lsdException w:name="Dark List" w:uiPriority="70"/>
+    <w:lsdException w:name="Colorful Shading" w:uiPriority="71"/>
+    <w:lsdException w:name="Colorful List" w:uiPriority="72"/>
+    <w:lsdException w:name="Colorful Grid" w:uiPriority="73"/>
+    <w:lsdException w:name="Light Shading Accent 1" w:uiPriority="60"/>
+    <w:lsdException w:name="Light List Accent 1" w:uiPriority="61"/>
+    <w:lsdException w:name="Light Grid Accent 1" w:uiPriority="62"/>
+    <w:lsdException w:name="Medium Shading 1 Accent 1" w:uiPriority="63"/>
+    <w:lsdException w:name="Medium Shading 2 Accent 1" w:uiPriority="64"/>
+    <w:lsdException w:name="Medium List 1 Accent 1" w:uiPriority="65"/>
+    <w:lsdException w:name="Revision" w:semiHidden="1"/>
+    <w:lsdException w:name="List Paragraph" w:uiPriority="34" w:qFormat="1"/>
+    <w:lsdException w:name="Quote" w:uiPriority="29" w:qFormat="1"/>
+    <w:lsdException w:name="Intense Quote" w:uiPriority="30" w:qFormat="1"/>
+    <w:lsdException w:name="Medium List 2 Accent 1" w:uiPriority="66"/>
+    <w:lsdException w:name="Medium Grid 1 Accent 1" w:uiPriority="67"/>
+    <w:lsdException w:name="Medium Grid 2 Accent 1" w:uiPriority="68"/>
+    <w:lsdException w:name="Medium Grid 3 Accent 1" w:uiPriority="69"/>
+    <w:lsdException w:name="Dark List Accent 1" w:uiPriority="70"/>
+    <w:lsdException w:name="Colorful Shading Accent 1" w:uiPriority="71"/>
+    <w:lsdException w:name="Colorful List Accent 1" w:uiPriority="72"/>
+    <w:lsdException w:name="Colorful Grid Accent 1" w:uiPriority="73"/>
+    <w:lsdException w:name="Light Shading Accent 2" w:uiPriority="60"/>
+    <w:lsdException w:name="Light List Accent 2" w:uiPriority="61"/>
+    <w:lsdException w:name="Light Grid Accent 2" w:uiPriority="62"/>
+    <w:lsdException w:name="Medium Shading 1 Accent 2" w:uiPriority="63"/>
+    <w:lsdException w:name="Medium Shading 2 Accent 2" w:uiPriority="64"/>
+    <w:lsdException w:name="Medium List 1 Accent 2" w:uiPriority="65"/>
+    <w:lsdException w:name="Medium List 2 Accent 2" w:uiPriority="66"/>
+    <w:lsdException w:name="Medium Grid 1 Accent 2" w:uiPriority="67"/>
+    <w:lsdException w:name="Medium Grid 2 Accent 2" w:uiPriority="68"/>
+    <w:lsdException w:name="Medium Grid 3 Accent 2" w:uiPriority="69"/>
+    <w:lsdException w:name="Dark List Accent 2" w:uiPriority="70"/>
+    <w:lsdException w:name="Colorful Shading Accent 2" w:uiPriority="71"/>
+    <w:lsdException w:name="Colorful List Accent 2" w:uiPriority="72"/>
+    <w:lsdException w:name="Colorful Grid Accent 2" w:uiPriority="73"/>
+    <w:lsdException w:name="Light Shading Accent 3" w:uiPriority="60"/>
+    <w:lsdException w:name="Light List Accent 3" w:uiPriority="61"/>
+    <w:lsdException w:name="Light Grid Accent 3" w:uiPriority="62"/>
+    <w:lsdException w:name="Medium Shading 1 Accent 3" w:uiPriority="63"/>
+    <w:lsdException w:name="Medium Shading 2 Accent 3" w:uiPriority="64"/>
+    <w:lsdException w:name="Medium List 1 Accent 3" w:uiPriority="65"/>
+    <w:lsdException w:name="Medium List 2 Accent 3" w:uiPriority="66"/>
+    <w:lsdException w:name="Medium Grid 1 Accent 3" w:uiPriority="67"/>
+    <w:lsdException w:name="Medium Grid 2 Accent 3" w:uiPriority="68"/>
+    <w:lsdException w:name="Medium Grid 3 Accent 3" w:uiPriority="69"/>
+    <w:lsdException w:name="Dark List Accent 3" w:uiPriority="70"/>
+    <w:lsdException w:name="Colorful Shading Accent 3" w:uiPriority="71"/>
+    <w:lsdException w:name="Colorful List Accent 3" w:uiPriority="72"/>
+    <w:lsdException w:name="Colorful Grid Accent 3" w:uiPriority="73"/>
+    <w:lsdException w:name="Light Shading Accent 4" w:uiPriority="60"/>
+    <w:lsdException w:name="Light List Accent 4" w:uiPriority="61"/>
+    <w:lsdException w:name="Light Grid Accent 4" w:uiPriority="62"/>
+    <w:lsdException w:name="Medium Shading 1 Accent 4" w:uiPriority="63"/>
+    <w:lsdException w:name="Medium Shading 2 Accent 4" w:uiPriority="64"/>
+    <w:lsdException w:name="Medium List 1 Accent 4" w:uiPriority="65"/>
+    <w:lsdException w:name="Medium List 2 Accent 4" w:uiPriority="66"/>
+    <w:lsdException w:name="Medium Grid 1 Accent 4" w:uiPriority="67"/>
+    <w:lsdException w:name="Medium Grid 2 Accent 4" w:uiPriority="68"/>
+    <w:lsdException w:name="Medium Grid 3 Accent 4" w:uiPriority="69"/>
+    <w:lsdException w:name="Dark List Accent 4" w:uiPriority="70"/>
+    <w:lsdException w:name="Colorful Shading Accent 4" w:uiPriority="71"/>
+    <w:lsdException w:name="Colorful List Accent 4" w:uiPriority="72"/>
+    <w:lsdException w:name="Colorful Grid Accent 4" w:uiPriority="73"/>
+    <w:lsdException w:name="Light Shading Accent 5" w:uiPriority="60"/>
+    <w:lsdException w:name="Light List Accent 5" w:uiPriority="61"/>
+    <w:lsdException w:name="Light Grid Accent 5" w:uiPriority="62"/>
+    <w:lsdException w:name="Medium Shading 1 Accent 5" w:uiPriority="63"/>
+    <w:lsdException w:name="Medium Shading 2 Accent 5" w:uiPriority="64"/>
+    <w:lsdException w:name="Medium List 1 Accent 5" w:uiPriority="65"/>
+    <w:lsdException w:name="Medium List 2 Accent 5" w:uiPriority="66"/>
+    <w:lsdException w:name="Medium Grid 1 Accent 5" w:uiPriority="67"/>
+    <w:lsdException w:name="Medium Grid 2 Accent 5" w:uiPriority="68"/>
+    <w:lsdException w:name="Medium Grid 3 Accent 5" w:uiPriority="69"/>
+    <w:lsdException w:name="Dark List Accent 5" w:uiPriority="70"/>
+    <w:lsdException w:name="Colorful Shading Accent 5" w:uiPriority="71"/>
+    <w:lsdException w:name="Colorful List Accent 5" w:uiPriority="72"/>
+    <w:lsdException w:name="Colorful Grid Accent 5" w:uiPriority="73"/>
+    <w:lsdException w:name="Light Shading Accent 6" w:uiPriority="60"/>
+    <w:lsdException w:name="Light List Accent 6" w:uiPriority="61"/>
+    <w:lsdException w:name="Light Grid Accent 6" w:uiPriority="62"/>
+    <w:lsdException w:name="Medium Shading 1 Accent 6" w:uiPriority="63"/>
+    <w:lsdException w:name="Medium Shading 2 Accent 6" w:uiPriority="64"/>
+    <w:lsdException w:name="Medium List 1 Accent 6" w:uiPriority="65"/>
+    <w:lsdException w:name="Medium List 2 Accent 6" w:uiPriority="66"/>
+    <w:lsdException w:name="Medium Grid 1 Accent 6" w:uiPriority="67"/>
+    <w:lsdException w:name="Medium Grid 2 Accent 6" w:uiPriority="68"/>
+    <w:lsdException w:name="Medium Grid 3 Accent 6" w:uiPriority="69"/>
+    <w:lsdException w:name="Dark List Accent 6" w:uiPriority="70"/>
+    <w:lsdException w:name="Colorful Shading Accent 6" w:uiPriority="71"/>
+    <w:lsdException w:name="Colorful List Accent 6" w:uiPriority="72"/>
+    <w:lsdException w:name="Colorful Grid Accent 6" w:uiPriority="73"/>
+    <w:lsdException w:name="Subtle Emphasis" w:uiPriority="19" w:qFormat="1"/>
+    <w:lsdException w:name="Intense Emphasis" w:uiPriority="21" w:qFormat="1"/>
+    <w:lsdException w:name="Subtle Reference" w:uiPriority="31" w:qFormat="1"/>
+    <w:lsdException w:name="Intense Reference" w:uiPriority="32" w:qFormat="1"/>
+    <w:lsdException w:name="Book Title" w:uiPriority="33" w:qFormat="1"/>
+    <w:lsdException w:name="Bibliography" w:semiHidden="1" w:uiPriority="37" w:unhideWhenUsed="1"/>
+    <w:lsdException w:name="TOC Heading" w:semiHidden="1" w:uiPriority="39" w:unhideWhenUsed="1" w:qFormat="1"/>
+    <w:lsdException w:name="Plain Table 1" w:uiPriority="41"/>
+    <w:lsdException w:name="Plain Table 2" w:uiPriority="42"/>
+    <w:lsdException w:name="Plain Table 3" w:uiPriority="43"/>
+    <w:lsdException w:name="Plain Table 4" w:uiPriority="44"/>
+    <w:lsdException w:name="Plain Table 5" w:uiPriority="45"/>
+    <w:lsdException w:name="Grid Table Light" w:uiPriority="40"/>
+    <w:lsdException w:name="Grid Table 1 Light" w:uiPriority="46"/>
+    <w:lsdException w:name="Grid Table 2" w:uiPriority="47"/>
+    <w:lsdException w:name="Grid Table 3" w:uiPriority="48"/>
+    <w:lsdException w:name="Grid Table 4" w:uiPriority="49"/>
+    <w:lsdException w:name="Grid Table 5 Dark" w:uiPriority="50"/>
+    <w:lsdException w:name="Grid Table 6 Colorful" w:uiPriority="51"/>
+    <w:lsdException w:name="Grid Table 7 Colorful" w:uiPriority="52"/>
+    <w:lsdException w:name="Grid Table 1 Light Accent 1" w:uiPriority="46"/>
+    <w:lsdException w:name="Grid Table 2 Accent 1" w:uiPriority="47"/>
+    <w:lsdException w:name="Grid Table 3 Accent 1" w:uiPriority="48"/>
+    <w:lsdException w:name="Grid Table 4 Accent 1" w:uiPriority="49"/>
+    <w:lsdException w:name="Grid Table 5 Dark Accent 1" w:uiPriority="50"/>
+    <w:lsdException w:name="Grid Table 6 Colorful Accent 1" w:uiPriority="51"/>
+    <w:lsdException w:name="Grid Table 7 Colorful Accent 1" w:uiPriority="52"/>
+    <w:lsdException w:name="Grid Table 1 Light Accent 2" w:uiPriority="46"/>
+    <w:lsdException w:name="Grid Table 2 Accent 2" w:uiPriority="47"/>
+    <w:lsdException w:name="Grid Table 3 Accent 2" w:uiPriority="48"/>
+    <w:lsdException w:name="Grid Table 4 Accent 2" w:uiPriority="49"/>
+    <w:lsdException w:name="Grid Table 5 Dark Accent 2" w:uiPriority="50"/>
+    <w:lsdException w:name="Grid Table 6 Colorful Accent 2" w:uiPriority="51"/>
+    <w:lsdException w:name="Grid Table 7 Colorful Accent 2" w:uiPriority="52"/>
+    <w:lsdException w:name="Grid Table 1 Light Accent 3" w:uiPriority="46"/>
+    <w:lsdException w:name="Grid Table 2 Accent 3" w:uiPriority="47"/>
+    <w:lsdException w:name="Grid Table 3 Accent 3" w:uiPriority="48"/>
+    <w:lsdException w:name="Grid Table 4 Accent 3" w:uiPriority="49"/>
+    <w:lsdException w:name="Grid Table 5 Dark Accent 3" w:uiPriority="50"/>
+    <w:lsdException w:name="Grid Table 6 Colorful Accent 3" w:uiPriority="51"/>
+    <w:lsdException w:name="Grid Table 7 Colorful Accent 3" w:uiPriority="52"/>
+    <w:lsdException w:name="Grid Table 1 Light Accent 4" w:uiPriority="46"/>
+    <w:lsdException w:name="Grid Table 2 Accent 4" w:uiPriority="47"/>
+    <w:lsdException w:name="Grid Table 3 Accent 4" w:uiPriority="48"/>
+    <w:lsdException w:name="Grid Table 4 Accent 4" w:uiPriority="49"/>
+    <w:lsdException w:name="Grid Table 5 Dark Accent 4" w:uiPriority="50"/>
+    <w:lsdException w:name="Grid Table 6 Colorful Accent 4" w:uiPriority="51"/>
+    <w:lsdException w:name="Grid Table 7 Colorful Accent 4" w:uiPriority="52"/>
+    <w:lsdException w:name="Grid Table 1 Light Accent 5" w:uiPriority="46"/>
+    <w:lsdException w:name="Grid Table 2 Accent 5" w:uiPriority="47"/>
+    <w:lsdException w:name="Grid Table 3 Accent 5" w:uiPriority="48"/>
+    <w:lsdException w:name="Grid Table 4 Accent 5" w:uiPriority="49"/>
+    <w:lsdException w:name="Grid Table 5 Dark Accent 5" w:uiPriority="50"/>
+    <w:lsdException w:name="Grid Table 6 Colorful Accent 5" w:uiPriority="51"/>
+    <w:lsdException w:name="Grid Table 7 Colorful Accent 5" w:uiPriority="52"/>
+    <w:lsdException w:name="Grid Table 1 Light Accent 6" w:uiPriority="46"/>
+    <w:lsdException w:name="Grid Table 2 Accent 6" w:uiPriority="47"/>
+    <w:lsdException w:name="Grid Table 3 Accent 6" w:uiPriority="48"/>
+    <w:lsdException w:name="Grid Table 4 Accent 6" w:uiPriority="49"/>
+    <w:lsdException w:name="Grid Table 5 Dark Accent 6" w:uiPriority="50"/>
+    <w:lsdException w:name="Grid Table 6 Colorful Accent 6" w:uiPriority="51"/>
+    <w:lsdException w:name="Grid Table 7 Colorful Accent 6" w:uiPriority="52"/>
+    <w:lsdException w:name="List Table 1 Light" w:uiPriority="46"/>
+    <w:lsdException w:name="List Table 2" w:uiPriority="47"/>
+    <w:lsdException w:name="List Table 3" w:uiPriority="48"/>
+    <w:lsdException w:name="List Table 4" w:uiPriority="49"/>
+    <w:lsdException w:name="List Table 5 Dark" w:uiPriority="50"/>
+    <w:lsdException w:name="List Table 6 Colorful" w:uiPriority="51"/>
+    <w:lsdException w:name="List Table 7 Colorful" w:uiPriority="52"/>
+    <w:lsdException w:name="List Table 1 Light Accent 1" w:uiPriority="46"/>
+    <w:lsdException w:name="List Table 2 Accent 1" w:uiPriority="47"/>
+    <w:lsdException w:name="List Table 3 Accent 1" w:uiPriority="48"/>
+    <w:lsdException w:name="List Table 4 Accent 1" w:uiPriority="49"/>
+    <w:lsdException w:name="List Table 5 Dark Accent 1" w:uiPriority="50"/>
+    <w:lsdException w:name="List Table 6 Colorful Accent 1" w:uiPriority="51"/>
+    <w:lsdException w:name="List Table 7 Colorful Accent 1" w:uiPriority="52"/>
+    <w:lsdException w:name="List Table 1 Light Accent 2" w:uiPriority="46"/>
+    <w:lsdException w:name="List Table 2 Accent 2" w:uiPriority="47"/>
+    <w:lsdException w:name="List Table 3 Accent 2" w:uiPriority="48"/>
+    <w:lsdException w:name="List Table 4 Accent 2" w:uiPriority="49"/>
+    <w:lsdException w:name="List Table 5 Dark Accent 2" w:uiPriority="50"/>
+    <w:lsdException w:name="List Table 6 Colorful Accent 2" w:uiPriority="51"/>
+    <w:lsdException w:name="List Table 7 Colorful Accent 2" w:uiPriority="52"/>
+    <w:lsdException w:name="List Table 1 Light Accent 3" w:uiPriority="46"/>
+    <w:lsdException w:name="List Table 2 Accent 3" w:uiPriority="47"/>
+    <w:lsdException w:name="List Table 3 Accent 3" w:uiPriority="48"/>
+    <w:lsdException w:name="List Table 4 Accent 3" w:uiPriority="49"/>
+    <w:lsdException w:name="List Table 5 Dark Accent 3" w:uiPriority="50"/>
+    <w:lsdException w:name="List Table 6 Colorful Accent 3" w:uiPriority="51"/>
+    <w:lsdException w:name="List Table 7 Colorful Accent 3" w:uiPriority="52"/>
+    <w:lsdException w:name="List Table 1 Light Accent 4" w:uiPriority="46"/>
+    <w:lsdException w:name="List Table 2 Accent 4" w:uiPriority="47"/>
+    <w:lsdException w:name="List Table 3 Accent 4" w:uiPriority="48"/>
+    <w:lsdException w:name="List Table 4 Accent 4" w:uiPriority="49"/>
+    <w:lsdException w:name="List Table 5 Dark Accent 4" w:uiPriority="50"/>
+    <w:lsdException w:name="List Table 6 Colorful Accent 4" w:uiPriority="51"/>
+    <w:lsdException w:name="List Table 7 Colorful Accent 4" w:uiPriority="52"/>
+    <w:lsdException w:name="List Table 1 Light Accent 5" w:uiPriority="46"/>
+    <w:lsdException w:name="List Table 2 Accent 5" w:uiPriority="47"/>
+    <w:lsdException w:name="List Table 3 Accent 5" w:uiPriority="48"/>
+    <w:lsdException w:name="List Table 4 Accent 5" w:uiPriority="49"/>
+    <w:lsdException w:name="List Table 5 Dark Accent 5" w:uiPriority="50"/>
+    <w:lsdException w:name="List Table 6 Colorful Accent 5" w:uiPriority="51"/>
+    <w:lsdException w:name="List Table 7 Colorful Accent 5" w:uiPriority="52"/>
+    <w:lsdException w:name="List Table 1 Light Accent 6" w:uiPriority="46"/>
+    <w:lsdException w:name="List Table 2 Accent 6" w:uiPriority="47"/>
+    <w:lsdException w:name="List Table 3 Accent 6" w:uiPriority="48"/>
+    <w:lsdException w:name="List Table 4 Accent 6" w:uiPriority="49"/>
+    <w:lsdException w:name="List Table 5 Dark Accent 6" w:uiPriority="50"/>
+    <w:lsdException w:name="List Table 6 Colorful Accent 6" w:uiPriority="51"/>
+    <w:lsdException w:name="List Table 7 Colorful Accent 6" w:uiPriority="52"/>
+    <w:lsdException w:name="Mention" w:semiHidden="1" w:unhideWhenUsed="1"/>
+    <w:lsdException w:name="Smart Hyperlink" w:semiHidden="1" w:unhideWhenUsed="1"/>
+    <w:lsdException w:name="Hashtag" w:semiHidden="1" w:unhideWhenUsed="1"/>
+    <w:lsdException w:name="Unresolved Mention" w:semiHidden="1" w:unhideWhenUsed="1"/>
+    <w:lsdException w:name="Smart Link" w:semiHidden="1" w:unhideWhenUsed="1"/>
+  </w:latentStyles>
+  <w:style w:type="paragraph" w:default="1" w:styleId="Normal">
+    <w:name w:val="Normal"/>
+    <w:qFormat/>
   </w:style>
   <w:style w:type="paragraph" w:styleId="Heading1">
     <w:name w:val="heading 1"/>
     <w:basedOn w:val="Normal"/>
     <w:next w:val="Normal"/>
+    <w:uiPriority w:val="9"/>
+    <w:qFormat/>
     <w:pPr>
       <w:pBdr>
-        <w:top w:space="0" w:sz="0" w:val="nil"/>
-        <w:left w:space="0" w:sz="0" w:val="nil"/>
-        <w:bottom w:space="0" w:sz="0" w:val="nil"/>
-        <w:right w:space="0" w:sz="0" w:val="nil"/>
-        <w:between w:space="0" w:sz="0" w:val="nil"/>
+        <w:top w:val="nil"/>
+        <w:left w:val="nil"/>
+        <w:bottom w:val="nil"/>
+        <w:right w:val="nil"/>
+        <w:between w:val="nil"/>
       </w:pBdr>
-      <w:shd w:fill="auto" w:val="clear"/>
-      <w:spacing w:after="180" w:before="240" w:lineRule="auto"/>
+      <w:spacing w:before="240" w:after="180"/>
+      <w:outlineLvl w:val="0"/>
     </w:pPr>
     <w:rPr>
-      <w:b w:val="1"/>
-      <w:bCs w:val="1"/>
-      <w:i w:val="0"/>
-      <w:iCs w:val="0"/>
-      <w:color w:val="1a73e8"/>
+      <w:b/>
+      <w:bCs/>
+      <w:color w:val="1A73E8"/>
       <w:sz w:val="36"/>
       <w:szCs w:val="36"/>
     </w:rPr>
@@ -1792,23 +2012,24 @@
     <w:name w:val="heading 2"/>
     <w:basedOn w:val="Normal"/>
     <w:next w:val="Normal"/>
+    <w:uiPriority w:val="9"/>
+    <w:unhideWhenUsed/>
+    <w:qFormat/>
     <w:pPr>
       <w:pBdr>
-        <w:top w:space="0" w:sz="0" w:val="nil"/>
-        <w:left w:space="0" w:sz="0" w:val="nil"/>
-        <w:bottom w:space="0" w:sz="0" w:val="nil"/>
-        <w:right w:space="0" w:sz="0" w:val="nil"/>
-        <w:between w:space="0" w:sz="0" w:val="nil"/>
+        <w:top w:val="nil"/>
+        <w:left w:val="nil"/>
+        <w:bottom w:val="nil"/>
+        <w:right w:val="nil"/>
+        <w:between w:val="nil"/>
       </w:pBdr>
-      <w:shd w:fill="auto" w:val="clear"/>
-      <w:spacing w:after="210" w:before="300" w:lineRule="auto"/>
+      <w:spacing w:before="300" w:after="210"/>
+      <w:outlineLvl w:val="1"/>
     </w:pPr>
     <w:rPr>
-      <w:b w:val="1"/>
-      <w:bCs w:val="1"/>
-      <w:i w:val="0"/>
-      <w:iCs w:val="0"/>
-      <w:color w:val="165cbf"/>
+      <w:b/>
+      <w:bCs/>
+      <w:color w:val="165CBF"/>
       <w:sz w:val="26"/>
       <w:szCs w:val="26"/>
     </w:rPr>
@@ -1817,22 +2038,23 @@
     <w:name w:val="heading 3"/>
     <w:basedOn w:val="Normal"/>
     <w:next w:val="Normal"/>
+    <w:uiPriority w:val="9"/>
+    <w:unhideWhenUsed/>
+    <w:qFormat/>
     <w:pPr>
       <w:pBdr>
-        <w:top w:space="0" w:sz="0" w:val="nil"/>
-        <w:left w:space="0" w:sz="0" w:val="nil"/>
-        <w:bottom w:space="0" w:sz="0" w:val="nil"/>
-        <w:right w:space="0" w:sz="0" w:val="nil"/>
-        <w:between w:space="0" w:sz="0" w:val="nil"/>
+        <w:top w:val="nil"/>
+        <w:left w:val="nil"/>
+        <w:bottom w:val="nil"/>
+        <w:right w:val="nil"/>
+        <w:between w:val="nil"/>
       </w:pBdr>
-      <w:shd w:fill="auto" w:val="clear"/>
-      <w:spacing w:after="240" w:before="240" w:lineRule="auto"/>
+      <w:spacing w:before="240" w:after="240"/>
+      <w:outlineLvl w:val="2"/>
     </w:pPr>
     <w:rPr>
-      <w:b w:val="1"/>
-      <w:bCs w:val="1"/>
-      <w:i w:val="0"/>
-      <w:iCs w:val="0"/>
+      <w:b/>
+      <w:bCs/>
       <w:sz w:val="28"/>
       <w:szCs w:val="28"/>
     </w:rPr>
@@ -1841,22 +2063,24 @@
     <w:name w:val="heading 4"/>
     <w:basedOn w:val="Normal"/>
     <w:next w:val="Normal"/>
+    <w:uiPriority w:val="9"/>
+    <w:semiHidden/>
+    <w:unhideWhenUsed/>
+    <w:qFormat/>
     <w:pPr>
       <w:pBdr>
-        <w:top w:space="0" w:sz="0" w:val="nil"/>
-        <w:left w:space="0" w:sz="0" w:val="nil"/>
-        <w:bottom w:space="0" w:sz="0" w:val="nil"/>
-        <w:right w:space="0" w:sz="0" w:val="nil"/>
-        <w:between w:space="0" w:sz="0" w:val="nil"/>
+        <w:top w:val="nil"/>
+        <w:left w:val="nil"/>
+        <w:bottom w:val="nil"/>
+        <w:right w:val="nil"/>
+        <w:between w:val="nil"/>
       </w:pBdr>
-      <w:shd w:fill="auto" w:val="clear"/>
-      <w:spacing w:after="255" w:before="255" w:lineRule="auto"/>
+      <w:spacing w:before="255" w:after="255"/>
+      <w:outlineLvl w:val="3"/>
     </w:pPr>
     <w:rPr>
-      <w:b w:val="1"/>
-      <w:bCs w:val="1"/>
-      <w:i w:val="0"/>
-      <w:iCs w:val="0"/>
+      <w:b/>
+      <w:bCs/>
       <w:sz w:val="24"/>
       <w:szCs w:val="24"/>
     </w:rPr>
@@ -1865,22 +2089,24 @@
     <w:name w:val="heading 5"/>
     <w:basedOn w:val="Normal"/>
     <w:next w:val="Normal"/>
+    <w:uiPriority w:val="9"/>
+    <w:semiHidden/>
+    <w:unhideWhenUsed/>
+    <w:qFormat/>
     <w:pPr>
       <w:pBdr>
-        <w:top w:space="0" w:sz="0" w:val="nil"/>
-        <w:left w:space="0" w:sz="0" w:val="nil"/>
-        <w:bottom w:space="0" w:sz="0" w:val="nil"/>
-        <w:right w:space="0" w:sz="0" w:val="nil"/>
-        <w:between w:space="0" w:sz="0" w:val="nil"/>
+        <w:top w:val="nil"/>
+        <w:left w:val="nil"/>
+        <w:bottom w:val="nil"/>
+        <w:right w:val="nil"/>
+        <w:between w:val="nil"/>
       </w:pBdr>
-      <w:shd w:fill="auto" w:val="clear"/>
-      <w:spacing w:after="255" w:before="255" w:lineRule="auto"/>
+      <w:spacing w:before="255" w:after="255"/>
+      <w:outlineLvl w:val="4"/>
     </w:pPr>
     <w:rPr>
-      <w:b w:val="1"/>
-      <w:bCs w:val="1"/>
-      <w:i w:val="0"/>
-      <w:iCs w:val="0"/>
+      <w:b/>
+      <w:bCs/>
       <w:sz w:val="18"/>
       <w:szCs w:val="18"/>
     </w:rPr>
@@ -1889,39 +2115,80 @@
     <w:name w:val="heading 6"/>
     <w:basedOn w:val="Normal"/>
     <w:next w:val="Normal"/>
+    <w:uiPriority w:val="9"/>
+    <w:semiHidden/>
+    <w:unhideWhenUsed/>
+    <w:qFormat/>
     <w:pPr>
       <w:pBdr>
-        <w:top w:space="0" w:sz="0" w:val="nil"/>
-        <w:left w:space="0" w:sz="0" w:val="nil"/>
-        <w:bottom w:space="0" w:sz="0" w:val="nil"/>
-        <w:right w:space="0" w:sz="0" w:val="nil"/>
-        <w:between w:space="0" w:sz="0" w:val="nil"/>
+        <w:top w:val="nil"/>
+        <w:left w:val="nil"/>
+        <w:bottom w:val="nil"/>
+        <w:right w:val="nil"/>
+        <w:between w:val="nil"/>
       </w:pBdr>
-      <w:shd w:fill="auto" w:val="clear"/>
-      <w:spacing w:after="360" w:before="360" w:lineRule="auto"/>
+      <w:spacing w:before="360" w:after="360"/>
+      <w:outlineLvl w:val="5"/>
     </w:pPr>
     <w:rPr>
-      <w:b w:val="1"/>
-      <w:bCs w:val="1"/>
-      <w:i w:val="0"/>
-      <w:iCs w:val="0"/>
+      <w:b/>
+      <w:bCs/>
       <w:sz w:val="16"/>
       <w:szCs w:val="16"/>
     </w:rPr>
+  </w:style>
+  <w:style w:type="character" w:default="1" w:styleId="DefaultParagraphFont">
+    <w:name w:val="Default Paragraph Font"/>
+    <w:uiPriority w:val="1"/>
+    <w:semiHidden/>
+    <w:unhideWhenUsed/>
+  </w:style>
+  <w:style w:type="table" w:default="1" w:styleId="TableNormal">
+    <w:name w:val="Normal Table"/>
+    <w:uiPriority w:val="99"/>
+    <w:semiHidden/>
+    <w:unhideWhenUsed/>
+    <w:tblPr>
+      <w:tblInd w:w="0" w:type="dxa"/>
+      <w:tblCellMar>
+        <w:top w:w="0" w:type="dxa"/>
+        <w:left w:w="108" w:type="dxa"/>
+        <w:bottom w:w="0" w:type="dxa"/>
+        <w:right w:w="108" w:type="dxa"/>
+      </w:tblCellMar>
+    </w:tblPr>
+  </w:style>
+  <w:style w:type="numbering" w:default="1" w:styleId="NoList">
+    <w:name w:val="No List"/>
+    <w:uiPriority w:val="99"/>
+    <w:semiHidden/>
+    <w:unhideWhenUsed/>
+  </w:style>
+  <w:style w:type="table" w:customStyle="1" w:styleId="TableNormal0">
+    <w:name w:val="TableNormal"/>
+    <w:tblPr>
+      <w:tblCellMar>
+        <w:top w:w="100" w:type="dxa"/>
+        <w:left w:w="100" w:type="dxa"/>
+        <w:bottom w:w="100" w:type="dxa"/>
+        <w:right w:w="100" w:type="dxa"/>
+      </w:tblCellMar>
+    </w:tblPr>
   </w:style>
   <w:style w:type="paragraph" w:styleId="Title">
     <w:name w:val="Title"/>
     <w:basedOn w:val="Normal"/>
     <w:next w:val="Normal"/>
+    <w:uiPriority w:val="10"/>
+    <w:qFormat/>
     <w:pPr>
-      <w:keepNext w:val="1"/>
-      <w:keepLines w:val="1"/>
-      <w:pageBreakBefore w:val="0"/>
-      <w:spacing w:after="120" w:before="480" w:lineRule="auto"/>
+      <w:keepNext/>
+      <w:keepLines/>
+      <w:spacing w:before="480" w:after="120"/>
     </w:pPr>
     <w:rPr>
-      <w:b w:val="1"/>
-      <w:bCs w:val="1"/>
+      <w:b/>
+      <w:bCs/>
       <w:sz w:val="72"/>
       <w:szCs w:val="72"/>
     </w:rPr>
@@ -1930,23 +2197,24 @@
     <w:name w:val="Subtitle"/>
     <w:basedOn w:val="Normal"/>
     <w:next w:val="Normal"/>
+    <w:uiPriority w:val="11"/>
+    <w:qFormat/>
     <w:pPr>
-      <w:keepNext w:val="1"/>
-      <w:keepLines w:val="1"/>
-      <w:pageBreakBefore w:val="0"/>
-      <w:spacing w:after="80" w:before="360" w:lineRule="auto"/>
+      <w:keepNext/>
+      <w:keepLines/>
+      <w:spacing w:before="360" w:after="80"/>
     </w:pPr>
     <w:rPr>
-      <w:rFonts w:ascii="Georgia" w:cs="Georgia" w:eastAsia="Georgia" w:hAnsi="Georgia"/>
-      <w:i w:val="1"/>
-      <w:iCs w:val="1"/>
+      <w:rFonts w:ascii="Georgia" w:eastAsia="Georgia" w:hAnsi="Georgia" w:cs="Georgia"/>
+      <w:i/>
+      <w:iCs/>
       <w:color w:val="666666"/>
       <w:sz w:val="48"/>
       <w:szCs w:val="48"/>
     </w:rPr>
   </w:style>
-  <w:style w:type="table" w:styleId="Table1">
-    <w:basedOn w:val="TableNormal"/>
+  <w:style w:type="table" w:customStyle="1" w:styleId="a">
+    <w:basedOn w:val="TableNormal0"/>
     <w:tblPr>
       <w:tblStyleRowBandSize w:val="1"/>
       <w:tblStyleColBandSize w:val="1"/>
